--- a/output/DS_input_var_Baseline.docx
+++ b/output/DS_input_var_Baseline.docx
@@ -1,6 +1,6 @@
 
 <file path=word/document.xml><?xml version="1.0" encoding="utf-8"?>
-<w:document xmlns:w="http://schemas.openxmlformats.org/wordprocessingml/2006/main" xmlns:m="http://schemas.openxmlformats.org/officeDocument/2006/math" xmlns:w14="http://schemas.microsoft.com/office/word/2010/wordml" xmlns:r="http://schemas.openxmlformats.org/officeDocument/2006/relationships" xmlns:wp="http://schemas.openxmlformats.org/drawingml/2006/wordprocessingDrawing" xmlns:a="http://schemas.openxmlformats.org/drawingml/2006/main" xmlns:wp14="http://schemas.microsoft.com/office/word/2010/wordprocessingDrawing" xmlns:w15="http://schemas.microsoft.com/office/word/2012/wordml" xmlns:mc="http://schemas.openxmlformats.org/markup-compatibility/2006" xmlns:a14="http://schemas.microsoft.com/office/drawing/2010/main" xmlns:sl="http://schemas.openxmlformats.org/schemaLibrary/2006/main" xmlns:wne="http://schemas.microsoft.com/office/word/2006/wordml" xmlns:c="http://schemas.openxmlformats.org/drawingml/2006/chart" xmlns:cdr="http://schemas.openxmlformats.org/drawingml/2006/chartDrawing" xmlns:c14="http://schemas.microsoft.com/office/drawing/2007/8/2/chart" xmlns:dgm="http://schemas.openxmlformats.org/drawingml/2006/diagram" xmlns:pic="http://schemas.openxmlformats.org/drawingml/2006/picture" xmlns:xdr="http://schemas.openxmlformats.org/drawingml/2006/spreadsheetDrawing" xmlns:dsp="http://schemas.microsoft.com/office/drawing/2008/diagram" xmlns:xvml="urn:schemas-microsoft-com:office:excel" xmlns:o="urn:schemas-microsoft-com:office:office" xmlns:v="urn:schemas-microsoft-com:vml" xmlns:w10="urn:schemas-microsoft-com:office:word" xmlns:pvml="urn:schemas-microsoft-com:office:powerpoint" xmlns:cppr="http://schemas.microsoft.com/office/2006/coverPageProps" xmlns:odx="http://opendope.org/xpaths" xmlns:odc="http://opendope.org/conditions" xmlns:odq="http://opendope.org/questions" xmlns:oda="http://opendope.org/answers" xmlns:odi="http://opendope.org/components" xmlns:odgm="http://opendope.org/SmartArt/DataHierarchy" xmlns:b="http://schemas.openxmlformats.org/officeDocument/2006/bibliography" xmlns:msink="http://schemas.microsoft.com/ink/2010/main" xmlns:cdr14="http://schemas.microsoft.com/office/drawing/2010/chartDrawing" xmlns:c15="http://schemas.microsoft.com/office/drawing/2012/chart" xmlns:cs="http://schemas.microsoft.com/office/drawing/2012/chartStyle" xmlns:ns38="http://www.w3.org/1998/Math/MathML" xmlns:ns39="http://www.w3.org/2003/InkML" xmlns:a13cmd="http://schemas.microsoft.com/office/drawing/2013/main/command" xmlns:cx="http://schemas.microsoft.com/office/drawing/2014/chartex" xmlns:c16="http://schemas.microsoft.com/office/drawing/2014/chart" xmlns:dgm1611="http://schemas.microsoft.com/office/drawing/2016/11/diagram" xmlns:c173="http://schemas.microsoft.com/office/drawing/2017/03/chart" xmlns:am3d="http://schemas.microsoft.com/office/drawing/2017/model3d" xmlns:an18="http://schemas.microsoft.com/office/drawing/2018/animation" xmlns:anam3d="http://schemas.microsoft.com/office/drawing/2018/animation/model3d" xmlns:iact="http://schemas.microsoft.com/office/powerpoint/2014/inkAction" xmlns:thm15="http://schemas.microsoft.com/office/thememl/2012/main" xmlns:wps="http://schemas.microsoft.com/office/word/2010/wordprocessingShape" xmlns:wpc="http://schemas.microsoft.com/office/word/2010/wordprocessingCanvas" xmlns:wpg="http://schemas.microsoft.com/office/word/2010/wordprocessingGroup" xmlns:w16se="http://schemas.microsoft.com/office/word/2015/wordml/symex" xmlns:w16cid="http://schemas.microsoft.com/office/word/2016/wordml/cid" xmlns:wetp="http://schemas.microsoft.com/office/webextensions/taskpanes/2010/11" xmlns:we="http://schemas.microsoft.com/office/webextensions/webextension/2010/11" xmlns:comp="http://schemas.openxmlformats.org/drawingml/2006/compatibility" xmlns:lc="http://schemas.openxmlformats.org/drawingml/2006/lockedCanvas" xmlns:dgm14="http://schemas.microsoft.com/office/drawing/2010/diagram" xmlns:a15="http://schemas.microsoft.com/office/drawing/2012/main" xmlns:pic14="http://schemas.microsoft.com/office/drawing/2010/picture" xmlns:c16ac="http://schemas.microsoft.com/office/drawing/2014/chart/ac" xmlns:a16="http://schemas.microsoft.com/office/drawing/2014/main" xmlns:a1611="http://schemas.microsoft.com/office/drawing/2016/11/main" xmlns:dgm1612="http://schemas.microsoft.com/office/drawing/2016/12/diagram" xmlns:a16svg="http://schemas.microsoft.com/office/drawing/2016/SVG/main" xmlns:adec="http://schemas.microsoft.com/office/drawing/2017/decorative" xmlns:a18hc="http://schemas.microsoft.com/office/drawing/2018/hyperlinkcolor" xmlns:wp15="http://schemas.microsoft.com/office/word/2012/wordprocessingDrawing">
+<w:document xmlns:w="http://schemas.openxmlformats.org/wordprocessingml/2006/main" xmlns:w15="http://schemas.microsoft.com/office/word/2012/wordml" xmlns:w14="http://schemas.microsoft.com/office/word/2010/wordml" xmlns:m="http://schemas.openxmlformats.org/officeDocument/2006/math" xmlns:r="http://schemas.openxmlformats.org/officeDocument/2006/relationships" xmlns:wp="http://schemas.openxmlformats.org/drawingml/2006/wordprocessingDrawing" xmlns:a="http://schemas.openxmlformats.org/drawingml/2006/main" xmlns:wp14="http://schemas.microsoft.com/office/word/2010/wordprocessingDrawing" xmlns:mc="http://schemas.openxmlformats.org/markup-compatibility/2006" xmlns:a14="http://schemas.microsoft.com/office/drawing/2010/main" xmlns:sl="http://schemas.openxmlformats.org/schemaLibrary/2006/main" xmlns:wne="http://schemas.microsoft.com/office/word/2006/wordml" xmlns:c="http://schemas.openxmlformats.org/drawingml/2006/chart" xmlns:cdr="http://schemas.openxmlformats.org/drawingml/2006/chartDrawing" xmlns:c14="http://schemas.microsoft.com/office/drawing/2007/8/2/chart" xmlns:dgm="http://schemas.openxmlformats.org/drawingml/2006/diagram" xmlns:pic="http://schemas.openxmlformats.org/drawingml/2006/picture" xmlns:xdr="http://schemas.openxmlformats.org/drawingml/2006/spreadsheetDrawing" xmlns:dsp="http://schemas.microsoft.com/office/drawing/2008/diagram" xmlns:xvml="urn:schemas-microsoft-com:office:excel" xmlns:o="urn:schemas-microsoft-com:office:office" xmlns:v="urn:schemas-microsoft-com:vml" xmlns:w10="urn:schemas-microsoft-com:office:word" xmlns:pvml="urn:schemas-microsoft-com:office:powerpoint" xmlns:cppr="http://schemas.microsoft.com/office/2006/coverPageProps" xmlns:odx="http://opendope.org/xpaths" xmlns:odc="http://opendope.org/conditions" xmlns:odq="http://opendope.org/questions" xmlns:oda="http://opendope.org/answers" xmlns:odi="http://opendope.org/components" xmlns:odgm="http://opendope.org/SmartArt/DataHierarchy" xmlns:b="http://schemas.openxmlformats.org/officeDocument/2006/bibliography" xmlns:msink="http://schemas.microsoft.com/ink/2010/main" xmlns:cdr14="http://schemas.microsoft.com/office/drawing/2010/chartDrawing" xmlns:c15="http://schemas.microsoft.com/office/drawing/2012/chart" xmlns:cs="http://schemas.microsoft.com/office/drawing/2012/chartStyle" xmlns:ns38="http://www.w3.org/1998/Math/MathML" xmlns:ns39="http://www.w3.org/2003/InkML" xmlns:a13cmd="http://schemas.microsoft.com/office/drawing/2013/main/command" xmlns:cx="http://schemas.microsoft.com/office/drawing/2014/chartex" xmlns:c16="http://schemas.microsoft.com/office/drawing/2014/chart" xmlns:dgm1611="http://schemas.microsoft.com/office/drawing/2016/11/diagram" xmlns:c173="http://schemas.microsoft.com/office/drawing/2017/03/chart" xmlns:am3d="http://schemas.microsoft.com/office/drawing/2017/model3d" xmlns:an18="http://schemas.microsoft.com/office/drawing/2018/animation" xmlns:anam3d="http://schemas.microsoft.com/office/drawing/2018/animation/model3d" xmlns:iact="http://schemas.microsoft.com/office/powerpoint/2014/inkAction" xmlns:thm15="http://schemas.microsoft.com/office/thememl/2012/main" xmlns:wps="http://schemas.microsoft.com/office/word/2010/wordprocessingShape" xmlns:wpc="http://schemas.microsoft.com/office/word/2010/wordprocessingCanvas" xmlns:wpg="http://schemas.microsoft.com/office/word/2010/wordprocessingGroup" xmlns:w16se="http://schemas.microsoft.com/office/word/2015/wordml/symex" xmlns:w16cid="http://schemas.microsoft.com/office/word/2016/wordml/cid" xmlns:wetp="http://schemas.microsoft.com/office/webextensions/taskpanes/2010/11" xmlns:we="http://schemas.microsoft.com/office/webextensions/webextension/2010/11" xmlns:comp="http://schemas.openxmlformats.org/drawingml/2006/compatibility" xmlns:lc="http://schemas.openxmlformats.org/drawingml/2006/lockedCanvas" xmlns:dgm14="http://schemas.microsoft.com/office/drawing/2010/diagram" xmlns:a15="http://schemas.microsoft.com/office/drawing/2012/main" xmlns:pic14="http://schemas.microsoft.com/office/drawing/2010/picture" xmlns:c16ac="http://schemas.microsoft.com/office/drawing/2014/chart/ac" xmlns:a16="http://schemas.microsoft.com/office/drawing/2014/main" xmlns:a1611="http://schemas.microsoft.com/office/drawing/2016/11/main" xmlns:dgm1612="http://schemas.microsoft.com/office/drawing/2016/12/diagram" xmlns:a16svg="http://schemas.microsoft.com/office/drawing/2016/SVG/main" xmlns:adec="http://schemas.microsoft.com/office/drawing/2017/decorative" xmlns:a18hc="http://schemas.microsoft.com/office/drawing/2018/hyperlinkcolor" xmlns:wp15="http://schemas.microsoft.com/office/word/2012/wordprocessingDrawing">
   <w:body>
     <w:tbl>
       <w:tblPr>
@@ -421,48 +421,6 @@
               <w:jc w:val="right"/>
             </w:pPr>
             <w:r>
-              <w:t xml:space="preserve">0.34</w:t>
-            </w:r>
-          </w:p>
-        </w:tc>
-        <w:tc>
-          <w:tcPr>
-            <w:tcW w:w="0" w:type="auto"/>
-            <w:tcBorders>
-              <w:top w:val="nil" w:color="000000"/>
-              <w:left w:val="nil" w:color="000000"/>
-              <w:bottom w:val="nil" w:color="000000"/>
-              <w:right w:val="nil" w:color="000000"/>
-            </w:tcBorders>
-            <w:vAlign w:val="bottom"/>
-          </w:tcPr>
-          <w:p>
-            <w:pPr>
-              <w:spacing w:after="0"/>
-              <w:jc w:val="right"/>
-            </w:pPr>
-            <w:r>
-              <w:t xml:space="preserve">0.04</w:t>
-            </w:r>
-          </w:p>
-        </w:tc>
-        <w:tc>
-          <w:tcPr>
-            <w:tcW w:w="0" w:type="auto"/>
-            <w:tcBorders>
-              <w:top w:val="nil" w:color="000000"/>
-              <w:left w:val="nil" w:color="000000"/>
-              <w:bottom w:val="nil" w:color="000000"/>
-              <w:right w:val="nil" w:color="000000"/>
-            </w:tcBorders>
-            <w:vAlign w:val="bottom"/>
-          </w:tcPr>
-          <w:p>
-            <w:pPr>
-              <w:spacing w:after="0"/>
-              <w:jc w:val="right"/>
-            </w:pPr>
-            <w:r>
               <w:t xml:space="preserve">0.35</w:t>
             </w:r>
           </w:p>
@@ -484,7 +442,49 @@
               <w:jc w:val="right"/>
             </w:pPr>
             <w:r>
-              <w:t xml:space="preserve">0.21</w:t>
+              <w:t xml:space="preserve">0.06</w:t>
+            </w:r>
+          </w:p>
+        </w:tc>
+        <w:tc>
+          <w:tcPr>
+            <w:tcW w:w="0" w:type="auto"/>
+            <w:tcBorders>
+              <w:top w:val="nil" w:color="000000"/>
+              <w:left w:val="nil" w:color="000000"/>
+              <w:bottom w:val="nil" w:color="000000"/>
+              <w:right w:val="nil" w:color="000000"/>
+            </w:tcBorders>
+            <w:vAlign w:val="bottom"/>
+          </w:tcPr>
+          <w:p>
+            <w:pPr>
+              <w:spacing w:after="0"/>
+              <w:jc w:val="right"/>
+            </w:pPr>
+            <w:r>
+              <w:t xml:space="preserve">0.35</w:t>
+            </w:r>
+          </w:p>
+        </w:tc>
+        <w:tc>
+          <w:tcPr>
+            <w:tcW w:w="0" w:type="auto"/>
+            <w:tcBorders>
+              <w:top w:val="nil" w:color="000000"/>
+              <w:left w:val="nil" w:color="000000"/>
+              <w:bottom w:val="nil" w:color="000000"/>
+              <w:right w:val="nil" w:color="000000"/>
+            </w:tcBorders>
+            <w:vAlign w:val="bottom"/>
+          </w:tcPr>
+          <w:p>
+            <w:pPr>
+              <w:spacing w:after="0"/>
+              <w:jc w:val="right"/>
+            </w:pPr>
+            <w:r>
+              <w:t xml:space="preserve">0.22</w:t>
             </w:r>
           </w:p>
         </w:tc>
@@ -740,7 +740,7 @@
               <w:jc w:val="right"/>
             </w:pPr>
             <w:r>
-              <w:t xml:space="preserve">0.20</w:t>
+              <w:t xml:space="preserve">0.24</w:t>
             </w:r>
           </w:p>
         </w:tc>
@@ -1136,70 +1136,70 @@
               <w:jc w:val="right"/>
             </w:pPr>
             <w:r>
-              <w:t xml:space="preserve">0.12</w:t>
-            </w:r>
-          </w:p>
-        </w:tc>
-        <w:tc>
-          <w:tcPr>
-            <w:tcW w:w="0" w:type="auto"/>
-            <w:tcBorders>
-              <w:top w:val="nil" w:color="000000"/>
-              <w:left w:val="nil" w:color="000000"/>
-              <w:bottom w:val="nil" w:color="000000"/>
-              <w:right w:val="nil" w:color="000000"/>
-            </w:tcBorders>
-            <w:vAlign w:val="bottom"/>
-          </w:tcPr>
-          <w:p>
-            <w:pPr>
-              <w:spacing w:after="0"/>
-              <w:jc w:val="right"/>
-            </w:pPr>
-            <w:r>
-              <w:t xml:space="preserve">0.50</w:t>
-            </w:r>
-          </w:p>
-        </w:tc>
-        <w:tc>
-          <w:tcPr>
-            <w:tcW w:w="0" w:type="auto"/>
-            <w:tcBorders>
-              <w:top w:val="nil" w:color="000000"/>
-              <w:left w:val="nil" w:color="000000"/>
-              <w:bottom w:val="nil" w:color="000000"/>
-              <w:right w:val="nil" w:color="000000"/>
-            </w:tcBorders>
-            <w:vAlign w:val="bottom"/>
-          </w:tcPr>
-          <w:p>
-            <w:pPr>
-              <w:spacing w:after="0"/>
-              <w:jc w:val="right"/>
-            </w:pPr>
-            <w:r>
-              <w:t xml:space="preserve">0.12</w:t>
-            </w:r>
-          </w:p>
-        </w:tc>
-        <w:tc>
-          <w:tcPr>
-            <w:tcW w:w="0" w:type="auto"/>
-            <w:tcBorders>
-              <w:top w:val="nil" w:color="000000"/>
-              <w:left w:val="nil" w:color="000000"/>
-              <w:bottom w:val="nil" w:color="000000"/>
-              <w:right w:val="nil" w:color="000000"/>
-            </w:tcBorders>
-            <w:vAlign w:val="bottom"/>
-          </w:tcPr>
-          <w:p>
-            <w:pPr>
-              <w:spacing w:after="0"/>
-              <w:jc w:val="right"/>
-            </w:pPr>
-            <w:r>
-              <w:t xml:space="preserve">0.28</w:t>
+              <w:t xml:space="preserve">0.10</w:t>
+            </w:r>
+          </w:p>
+        </w:tc>
+        <w:tc>
+          <w:tcPr>
+            <w:tcW w:w="0" w:type="auto"/>
+            <w:tcBorders>
+              <w:top w:val="nil" w:color="000000"/>
+              <w:left w:val="nil" w:color="000000"/>
+              <w:bottom w:val="nil" w:color="000000"/>
+              <w:right w:val="nil" w:color="000000"/>
+            </w:tcBorders>
+            <w:vAlign w:val="bottom"/>
+          </w:tcPr>
+          <w:p>
+            <w:pPr>
+              <w:spacing w:after="0"/>
+              <w:jc w:val="right"/>
+            </w:pPr>
+            <w:r>
+              <w:t xml:space="preserve">0.48</w:t>
+            </w:r>
+          </w:p>
+        </w:tc>
+        <w:tc>
+          <w:tcPr>
+            <w:tcW w:w="0" w:type="auto"/>
+            <w:tcBorders>
+              <w:top w:val="nil" w:color="000000"/>
+              <w:left w:val="nil" w:color="000000"/>
+              <w:bottom w:val="nil" w:color="000000"/>
+              <w:right w:val="nil" w:color="000000"/>
+            </w:tcBorders>
+            <w:vAlign w:val="bottom"/>
+          </w:tcPr>
+          <w:p>
+            <w:pPr>
+              <w:spacing w:after="0"/>
+              <w:jc w:val="right"/>
+            </w:pPr>
+            <w:r>
+              <w:t xml:space="preserve">0.00</w:t>
+            </w:r>
+          </w:p>
+        </w:tc>
+        <w:tc>
+          <w:tcPr>
+            <w:tcW w:w="0" w:type="auto"/>
+            <w:tcBorders>
+              <w:top w:val="nil" w:color="000000"/>
+              <w:left w:val="nil" w:color="000000"/>
+              <w:bottom w:val="nil" w:color="000000"/>
+              <w:right w:val="nil" w:color="000000"/>
+            </w:tcBorders>
+            <w:vAlign w:val="bottom"/>
+          </w:tcPr>
+          <w:p>
+            <w:pPr>
+              <w:spacing w:after="0"/>
+              <w:jc w:val="right"/>
+            </w:pPr>
+            <w:r>
+              <w:t xml:space="preserve">0.26</w:t>
             </w:r>
           </w:p>
         </w:tc>
@@ -1264,27 +1264,6 @@
               <w:jc w:val="right"/>
             </w:pPr>
             <w:r>
-              <w:t xml:space="preserve">1.00</w:t>
-            </w:r>
-          </w:p>
-        </w:tc>
-        <w:tc>
-          <w:tcPr>
-            <w:tcW w:w="0" w:type="auto"/>
-            <w:tcBorders>
-              <w:top w:val="nil" w:color="000000"/>
-              <w:left w:val="nil" w:color="000000"/>
-              <w:bottom w:val="nil" w:color="000000"/>
-              <w:right w:val="nil" w:color="000000"/>
-            </w:tcBorders>
-            <w:vAlign w:val="bottom"/>
-          </w:tcPr>
-          <w:p>
-            <w:pPr>
-              <w:spacing w:after="0"/>
-              <w:jc w:val="right"/>
-            </w:pPr>
-            <w:r>
               <w:t xml:space="preserve">0.00</w:t>
             </w:r>
           </w:p>
@@ -1306,7 +1285,28 @@
               <w:jc w:val="right"/>
             </w:pPr>
             <w:r>
-              <w:t xml:space="preserve">0.50</w:t>
+              <w:t xml:space="preserve">0.00</w:t>
+            </w:r>
+          </w:p>
+        </w:tc>
+        <w:tc>
+          <w:tcPr>
+            <w:tcW w:w="0" w:type="auto"/>
+            <w:tcBorders>
+              <w:top w:val="nil" w:color="000000"/>
+              <w:left w:val="nil" w:color="000000"/>
+              <w:bottom w:val="nil" w:color="000000"/>
+              <w:right w:val="nil" w:color="000000"/>
+            </w:tcBorders>
+            <w:vAlign w:val="bottom"/>
+          </w:tcPr>
+          <w:p>
+            <w:pPr>
+              <w:spacing w:after="0"/>
+              <w:jc w:val="right"/>
+            </w:pPr>
+            <w:r>
+              <w:t xml:space="preserve">0.00</w:t>
             </w:r>
           </w:p>
         </w:tc>
@@ -1434,70 +1434,70 @@
               <w:jc w:val="right"/>
             </w:pPr>
             <w:r>
-              <w:t xml:space="preserve">0.32</w:t>
-            </w:r>
-          </w:p>
-        </w:tc>
-        <w:tc>
-          <w:tcPr>
-            <w:tcW w:w="0" w:type="auto"/>
-            <w:tcBorders>
-              <w:top w:val="nil" w:color="000000"/>
-              <w:left w:val="nil" w:color="000000"/>
-              <w:bottom w:val="nil" w:color="000000"/>
-              <w:right w:val="nil" w:color="000000"/>
-            </w:tcBorders>
-            <w:vAlign w:val="bottom"/>
-          </w:tcPr>
-          <w:p>
-            <w:pPr>
-              <w:spacing w:after="0"/>
-              <w:jc w:val="right"/>
-            </w:pPr>
-            <w:r>
-              <w:t xml:space="preserve">0.51</w:t>
-            </w:r>
-          </w:p>
-        </w:tc>
-        <w:tc>
-          <w:tcPr>
-            <w:tcW w:w="0" w:type="auto"/>
-            <w:tcBorders>
-              <w:top w:val="nil" w:color="000000"/>
-              <w:left w:val="nil" w:color="000000"/>
-              <w:bottom w:val="nil" w:color="000000"/>
-              <w:right w:val="nil" w:color="000000"/>
-            </w:tcBorders>
-            <w:vAlign w:val="bottom"/>
-          </w:tcPr>
-          <w:p>
-            <w:pPr>
-              <w:spacing w:after="0"/>
-              <w:jc w:val="right"/>
-            </w:pPr>
-            <w:r>
-              <w:t xml:space="preserve">0.33</w:t>
-            </w:r>
-          </w:p>
-        </w:tc>
-        <w:tc>
-          <w:tcPr>
-            <w:tcW w:w="0" w:type="auto"/>
-            <w:tcBorders>
-              <w:top w:val="nil" w:color="000000"/>
-              <w:left w:val="nil" w:color="000000"/>
-              <w:bottom w:val="nil" w:color="000000"/>
-              <w:right w:val="nil" w:color="000000"/>
-            </w:tcBorders>
-            <w:vAlign w:val="bottom"/>
-          </w:tcPr>
-          <w:p>
-            <w:pPr>
-              <w:spacing w:after="0"/>
-              <w:jc w:val="right"/>
-            </w:pPr>
-            <w:r>
-              <w:t xml:space="preserve">0.45</w:t>
+              <w:t xml:space="preserve">0.30</w:t>
+            </w:r>
+          </w:p>
+        </w:tc>
+        <w:tc>
+          <w:tcPr>
+            <w:tcW w:w="0" w:type="auto"/>
+            <w:tcBorders>
+              <w:top w:val="nil" w:color="000000"/>
+              <w:left w:val="nil" w:color="000000"/>
+              <w:bottom w:val="nil" w:color="000000"/>
+              <w:right w:val="nil" w:color="000000"/>
+            </w:tcBorders>
+            <w:vAlign w:val="bottom"/>
+          </w:tcPr>
+          <w:p>
+            <w:pPr>
+              <w:spacing w:after="0"/>
+              <w:jc w:val="right"/>
+            </w:pPr>
+            <w:r>
+              <w:t xml:space="preserve">0.50</w:t>
+            </w:r>
+          </w:p>
+        </w:tc>
+        <w:tc>
+          <w:tcPr>
+            <w:tcW w:w="0" w:type="auto"/>
+            <w:tcBorders>
+              <w:top w:val="nil" w:color="000000"/>
+              <w:left w:val="nil" w:color="000000"/>
+              <w:bottom w:val="nil" w:color="000000"/>
+              <w:right w:val="nil" w:color="000000"/>
+            </w:tcBorders>
+            <w:vAlign w:val="bottom"/>
+          </w:tcPr>
+          <w:p>
+            <w:pPr>
+              <w:spacing w:after="0"/>
+              <w:jc w:val="right"/>
+            </w:pPr>
+            <w:r>
+              <w:t xml:space="preserve">0.00</w:t>
+            </w:r>
+          </w:p>
+        </w:tc>
+        <w:tc>
+          <w:tcPr>
+            <w:tcW w:w="0" w:type="auto"/>
+            <w:tcBorders>
+              <w:top w:val="nil" w:color="000000"/>
+              <w:left w:val="nil" w:color="000000"/>
+              <w:bottom w:val="nil" w:color="000000"/>
+              <w:right w:val="nil" w:color="000000"/>
+            </w:tcBorders>
+            <w:vAlign w:val="bottom"/>
+          </w:tcPr>
+          <w:p>
+            <w:pPr>
+              <w:spacing w:after="0"/>
+              <w:jc w:val="right"/>
+            </w:pPr>
+            <w:r>
+              <w:t xml:space="preserve">0.44</w:t>
             </w:r>
           </w:p>
         </w:tc>
@@ -1830,49 +1830,49 @@
               <w:jc w:val="right"/>
             </w:pPr>
             <w:r>
-              <w:t xml:space="preserve">0.30</w:t>
-            </w:r>
-          </w:p>
-        </w:tc>
-        <w:tc>
-          <w:tcPr>
-            <w:tcW w:w="0" w:type="auto"/>
-            <w:tcBorders>
-              <w:top w:val="nil" w:color="000000"/>
-              <w:left w:val="nil" w:color="000000"/>
-              <w:bottom w:val="nil" w:color="000000"/>
-              <w:right w:val="nil" w:color="000000"/>
-            </w:tcBorders>
-            <w:vAlign w:val="bottom"/>
-          </w:tcPr>
-          <w:p>
-            <w:pPr>
-              <w:spacing w:after="0"/>
-              <w:jc w:val="right"/>
-            </w:pPr>
-            <w:r>
-              <w:t xml:space="preserve">0.59</w:t>
-            </w:r>
-          </w:p>
-        </w:tc>
-        <w:tc>
-          <w:tcPr>
-            <w:tcW w:w="0" w:type="auto"/>
-            <w:tcBorders>
-              <w:top w:val="nil" w:color="000000"/>
-              <w:left w:val="nil" w:color="000000"/>
-              <w:bottom w:val="nil" w:color="000000"/>
-              <w:right w:val="nil" w:color="000000"/>
-            </w:tcBorders>
-            <w:vAlign w:val="bottom"/>
-          </w:tcPr>
-          <w:p>
-            <w:pPr>
-              <w:spacing w:after="0"/>
-              <w:jc w:val="right"/>
-            </w:pPr>
-            <w:r>
-              <w:t xml:space="preserve">0.68</w:t>
+              <w:t xml:space="preserve">0.36</w:t>
+            </w:r>
+          </w:p>
+        </w:tc>
+        <w:tc>
+          <w:tcPr>
+            <w:tcW w:w="0" w:type="auto"/>
+            <w:tcBorders>
+              <w:top w:val="nil" w:color="000000"/>
+              <w:left w:val="nil" w:color="000000"/>
+              <w:bottom w:val="nil" w:color="000000"/>
+              <w:right w:val="nil" w:color="000000"/>
+            </w:tcBorders>
+            <w:vAlign w:val="bottom"/>
+          </w:tcPr>
+          <w:p>
+            <w:pPr>
+              <w:spacing w:after="0"/>
+              <w:jc w:val="right"/>
+            </w:pPr>
+            <w:r>
+              <w:t xml:space="preserve">0.57</w:t>
+            </w:r>
+          </w:p>
+        </w:tc>
+        <w:tc>
+          <w:tcPr>
+            <w:tcW w:w="0" w:type="auto"/>
+            <w:tcBorders>
+              <w:top w:val="nil" w:color="000000"/>
+              <w:left w:val="nil" w:color="000000"/>
+              <w:bottom w:val="nil" w:color="000000"/>
+              <w:right w:val="nil" w:color="000000"/>
+            </w:tcBorders>
+            <w:vAlign w:val="bottom"/>
+          </w:tcPr>
+          <w:p>
+            <w:pPr>
+              <w:spacing w:after="0"/>
+              <w:jc w:val="right"/>
+            </w:pPr>
+            <w:r>
+              <w:t xml:space="preserve">0.70</w:t>
             </w:r>
           </w:p>
         </w:tc>
@@ -1914,7 +1914,7 @@
               <w:jc w:val="right"/>
             </w:pPr>
             <w:r>
-              <w:t xml:space="preserve">0.50</w:t>
+              <w:t xml:space="preserve">0.51</w:t>
             </w:r>
           </w:p>
         </w:tc>
@@ -2128,49 +2128,49 @@
               <w:jc w:val="right"/>
             </w:pPr>
             <w:r>
+              <w:t xml:space="preserve">0.48</w:t>
+            </w:r>
+          </w:p>
+        </w:tc>
+        <w:tc>
+          <w:tcPr>
+            <w:tcW w:w="0" w:type="auto"/>
+            <w:tcBorders>
+              <w:top w:val="nil" w:color="000000"/>
+              <w:left w:val="nil" w:color="000000"/>
+              <w:bottom w:val="nil" w:color="000000"/>
+              <w:right w:val="nil" w:color="000000"/>
+            </w:tcBorders>
+            <w:vAlign w:val="bottom"/>
+          </w:tcPr>
+          <w:p>
+            <w:pPr>
+              <w:spacing w:after="0"/>
+              <w:jc w:val="right"/>
+            </w:pPr>
+            <w:r>
+              <w:t xml:space="preserve">0.50</w:t>
+            </w:r>
+          </w:p>
+        </w:tc>
+        <w:tc>
+          <w:tcPr>
+            <w:tcW w:w="0" w:type="auto"/>
+            <w:tcBorders>
+              <w:top w:val="nil" w:color="000000"/>
+              <w:left w:val="nil" w:color="000000"/>
+              <w:bottom w:val="nil" w:color="000000"/>
+              <w:right w:val="nil" w:color="000000"/>
+            </w:tcBorders>
+            <w:vAlign w:val="bottom"/>
+          </w:tcPr>
+          <w:p>
+            <w:pPr>
+              <w:spacing w:after="0"/>
+              <w:jc w:val="right"/>
+            </w:pPr>
+            <w:r>
               <w:t xml:space="preserve">0.46</w:t>
-            </w:r>
-          </w:p>
-        </w:tc>
-        <w:tc>
-          <w:tcPr>
-            <w:tcW w:w="0" w:type="auto"/>
-            <w:tcBorders>
-              <w:top w:val="nil" w:color="000000"/>
-              <w:left w:val="nil" w:color="000000"/>
-              <w:bottom w:val="nil" w:color="000000"/>
-              <w:right w:val="nil" w:color="000000"/>
-            </w:tcBorders>
-            <w:vAlign w:val="bottom"/>
-          </w:tcPr>
-          <w:p>
-            <w:pPr>
-              <w:spacing w:after="0"/>
-              <w:jc w:val="right"/>
-            </w:pPr>
-            <w:r>
-              <w:t xml:space="preserve">0.49</w:t>
-            </w:r>
-          </w:p>
-        </w:tc>
-        <w:tc>
-          <w:tcPr>
-            <w:tcW w:w="0" w:type="auto"/>
-            <w:tcBorders>
-              <w:top w:val="nil" w:color="000000"/>
-              <w:left w:val="nil" w:color="000000"/>
-              <w:bottom w:val="nil" w:color="000000"/>
-              <w:right w:val="nil" w:color="000000"/>
-            </w:tcBorders>
-            <w:vAlign w:val="bottom"/>
-          </w:tcPr>
-          <w:p>
-            <w:pPr>
-              <w:spacing w:after="0"/>
-              <w:jc w:val="right"/>
-            </w:pPr>
-            <w:r>
-              <w:t xml:space="preserve">0.47</w:t>
             </w:r>
           </w:p>
         </w:tc>
@@ -3537,112 +3537,112 @@
               <w:jc w:val="right"/>
             </w:pPr>
             <w:r>
-              <w:t xml:space="preserve">.</w:t>
-            </w:r>
-          </w:p>
-        </w:tc>
-        <w:tc>
-          <w:tcPr>
-            <w:tcW w:w="0" w:type="auto"/>
-            <w:tcBorders>
-              <w:top w:val="nil" w:color="000000"/>
-              <w:left w:val="nil" w:color="000000"/>
-              <w:bottom w:val="nil" w:color="000000"/>
-              <w:right w:val="nil" w:color="000000"/>
-            </w:tcBorders>
-            <w:vAlign w:val="bottom"/>
-          </w:tcPr>
-          <w:p>
-            <w:pPr>
-              <w:spacing w:after="0"/>
-              <w:jc w:val="right"/>
-            </w:pPr>
-            <w:r>
-              <w:t xml:space="preserve">326</w:t>
-            </w:r>
-          </w:p>
-        </w:tc>
-        <w:tc>
-          <w:tcPr>
-            <w:tcW w:w="0" w:type="auto"/>
-            <w:tcBorders>
-              <w:top w:val="nil" w:color="000000"/>
-              <w:left w:val="nil" w:color="000000"/>
-              <w:bottom w:val="nil" w:color="000000"/>
-              <w:right w:val="nil" w:color="000000"/>
-            </w:tcBorders>
-            <w:vAlign w:val="bottom"/>
-          </w:tcPr>
-          <w:p>
-            <w:pPr>
-              <w:spacing w:after="0"/>
-              <w:jc w:val="right"/>
-            </w:pPr>
-            <w:r>
-              <w:t xml:space="preserve">181</w:t>
-            </w:r>
-          </w:p>
-        </w:tc>
-        <w:tc>
-          <w:tcPr>
-            <w:tcW w:w="0" w:type="auto"/>
-            <w:tcBorders>
-              <w:top w:val="nil" w:color="000000"/>
-              <w:left w:val="nil" w:color="000000"/>
-              <w:bottom w:val="nil" w:color="000000"/>
-              <w:right w:val="nil" w:color="000000"/>
-            </w:tcBorders>
-            <w:vAlign w:val="bottom"/>
-          </w:tcPr>
-          <w:p>
-            <w:pPr>
-              <w:spacing w:after="0"/>
-              <w:jc w:val="right"/>
-            </w:pPr>
-            <w:r>
-              <w:t xml:space="preserve">247</w:t>
-            </w:r>
-          </w:p>
-        </w:tc>
-        <w:tc>
-          <w:tcPr>
-            <w:tcW w:w="0" w:type="auto"/>
-            <w:tcBorders>
-              <w:top w:val="nil" w:color="000000"/>
-              <w:left w:val="nil" w:color="000000"/>
-              <w:bottom w:val="nil" w:color="000000"/>
-              <w:right w:val="nil" w:color="000000"/>
-            </w:tcBorders>
-            <w:vAlign w:val="bottom"/>
-          </w:tcPr>
-          <w:p>
-            <w:pPr>
-              <w:spacing w:after="0"/>
-              <w:jc w:val="right"/>
-            </w:pPr>
-            <w:r>
-              <w:t xml:space="preserve">.</w:t>
-            </w:r>
-          </w:p>
-        </w:tc>
-        <w:tc>
-          <w:tcPr>
-            <w:tcW w:w="0" w:type="auto"/>
-            <w:tcBorders>
-              <w:top w:val="nil" w:color="000000"/>
-              <w:left w:val="nil" w:color="000000"/>
-              <w:bottom w:val="nil" w:color="000000"/>
-              <w:right w:val="nil" w:color="000000"/>
-            </w:tcBorders>
-            <w:vAlign w:val="bottom"/>
-          </w:tcPr>
-          <w:p>
-            <w:pPr>
-              <w:spacing w:after="0"/>
-              <w:jc w:val="right"/>
-            </w:pPr>
-            <w:r>
-              <w:t xml:space="preserve">229</w:t>
+              <w:t xml:space="preserve">0</w:t>
+            </w:r>
+          </w:p>
+        </w:tc>
+        <w:tc>
+          <w:tcPr>
+            <w:tcW w:w="0" w:type="auto"/>
+            <w:tcBorders>
+              <w:top w:val="nil" w:color="000000"/>
+              <w:left w:val="nil" w:color="000000"/>
+              <w:bottom w:val="nil" w:color="000000"/>
+              <w:right w:val="nil" w:color="000000"/>
+            </w:tcBorders>
+            <w:vAlign w:val="bottom"/>
+          </w:tcPr>
+          <w:p>
+            <w:pPr>
+              <w:spacing w:after="0"/>
+              <w:jc w:val="right"/>
+            </w:pPr>
+            <w:r>
+              <w:t xml:space="preserve">307</w:t>
+            </w:r>
+          </w:p>
+        </w:tc>
+        <w:tc>
+          <w:tcPr>
+            <w:tcW w:w="0" w:type="auto"/>
+            <w:tcBorders>
+              <w:top w:val="nil" w:color="000000"/>
+              <w:left w:val="nil" w:color="000000"/>
+              <w:bottom w:val="nil" w:color="000000"/>
+              <w:right w:val="nil" w:color="000000"/>
+            </w:tcBorders>
+            <w:vAlign w:val="bottom"/>
+          </w:tcPr>
+          <w:p>
+            <w:pPr>
+              <w:spacing w:after="0"/>
+              <w:jc w:val="right"/>
+            </w:pPr>
+            <w:r>
+              <w:t xml:space="preserve">179</w:t>
+            </w:r>
+          </w:p>
+        </w:tc>
+        <w:tc>
+          <w:tcPr>
+            <w:tcW w:w="0" w:type="auto"/>
+            <w:tcBorders>
+              <w:top w:val="nil" w:color="000000"/>
+              <w:left w:val="nil" w:color="000000"/>
+              <w:bottom w:val="nil" w:color="000000"/>
+              <w:right w:val="nil" w:color="000000"/>
+            </w:tcBorders>
+            <w:vAlign w:val="bottom"/>
+          </w:tcPr>
+          <w:p>
+            <w:pPr>
+              <w:spacing w:after="0"/>
+              <w:jc w:val="right"/>
+            </w:pPr>
+            <w:r>
+              <w:t xml:space="preserve">148</w:t>
+            </w:r>
+          </w:p>
+        </w:tc>
+        <w:tc>
+          <w:tcPr>
+            <w:tcW w:w="0" w:type="auto"/>
+            <w:tcBorders>
+              <w:top w:val="nil" w:color="000000"/>
+              <w:left w:val="nil" w:color="000000"/>
+              <w:bottom w:val="nil" w:color="000000"/>
+              <w:right w:val="nil" w:color="000000"/>
+            </w:tcBorders>
+            <w:vAlign w:val="bottom"/>
+          </w:tcPr>
+          <w:p>
+            <w:pPr>
+              <w:spacing w:after="0"/>
+              <w:jc w:val="right"/>
+            </w:pPr>
+            <w:r>
+              <w:t xml:space="preserve">0</w:t>
+            </w:r>
+          </w:p>
+        </w:tc>
+        <w:tc>
+          <w:tcPr>
+            <w:tcW w:w="0" w:type="auto"/>
+            <w:tcBorders>
+              <w:top w:val="nil" w:color="000000"/>
+              <w:left w:val="nil" w:color="000000"/>
+              <w:bottom w:val="nil" w:color="000000"/>
+              <w:right w:val="nil" w:color="000000"/>
+            </w:tcBorders>
+            <w:vAlign w:val="bottom"/>
+          </w:tcPr>
+          <w:p>
+            <w:pPr>
+              <w:spacing w:after="0"/>
+              <w:jc w:val="right"/>
+            </w:pPr>
+            <w:r>
+              <w:t xml:space="preserve">199</w:t>
             </w:r>
           </w:p>
         </w:tc>
@@ -3678,31 +3678,36 @@
               <w:bottom w:val="nil" w:color="000000"/>
               <w:right w:val="nil" w:color="000000"/>
             </w:tcBorders>
-          </w:tcPr>
-          <w:p>
-            <w:pPr>
-              <w:spacing w:after="0"/>
-            </w:pPr>
-          </w:p>
-        </w:tc>
-        <w:tc>
-          <w:tcPr>
-            <w:tcW w:w="0" w:type="auto"/>
-            <w:tcBorders>
-              <w:top w:val="nil" w:color="000000"/>
-              <w:left w:val="nil" w:color="000000"/>
-              <w:bottom w:val="nil" w:color="000000"/>
-              <w:right w:val="nil" w:color="000000"/>
-            </w:tcBorders>
-            <w:vAlign w:val="bottom"/>
-          </w:tcPr>
-          <w:p>
-            <w:pPr>
-              <w:spacing w:after="0"/>
-              <w:jc w:val="right"/>
-            </w:pPr>
-            <w:r>
-              <w:t xml:space="preserve">316</w:t>
+            <w:vAlign w:val="bottom"/>
+          </w:tcPr>
+          <w:p>
+            <w:pPr>
+              <w:spacing w:after="0"/>
+              <w:jc w:val="right"/>
+            </w:pPr>
+            <w:r>
+              <w:t xml:space="preserve">0</w:t>
+            </w:r>
+          </w:p>
+        </w:tc>
+        <w:tc>
+          <w:tcPr>
+            <w:tcW w:w="0" w:type="auto"/>
+            <w:tcBorders>
+              <w:top w:val="nil" w:color="000000"/>
+              <w:left w:val="nil" w:color="000000"/>
+              <w:bottom w:val="nil" w:color="000000"/>
+              <w:right w:val="nil" w:color="000000"/>
+            </w:tcBorders>
+            <w:vAlign w:val="bottom"/>
+          </w:tcPr>
+          <w:p>
+            <w:pPr>
+              <w:spacing w:after="0"/>
+              <w:jc w:val="right"/>
+            </w:pPr>
+            <w:r>
+              <w:t xml:space="preserve">312</w:t>
             </w:r>
           </w:p>
         </w:tc>
@@ -3744,44 +3749,49 @@
               <w:jc w:val="right"/>
             </w:pPr>
             <w:r>
-              <w:t xml:space="preserve">254</w:t>
-            </w:r>
-          </w:p>
-        </w:tc>
-        <w:tc>
-          <w:tcPr>
-            <w:tcW w:w="0" w:type="auto"/>
-            <w:tcBorders>
-              <w:top w:val="nil" w:color="000000"/>
-              <w:left w:val="nil" w:color="000000"/>
-              <w:bottom w:val="nil" w:color="000000"/>
-              <w:right w:val="nil" w:color="000000"/>
-            </w:tcBorders>
-          </w:tcPr>
-          <w:p>
-            <w:pPr>
-              <w:spacing w:after="0"/>
-            </w:pPr>
-          </w:p>
-        </w:tc>
-        <w:tc>
-          <w:tcPr>
-            <w:tcW w:w="0" w:type="auto"/>
-            <w:tcBorders>
-              <w:top w:val="nil" w:color="000000"/>
-              <w:left w:val="nil" w:color="000000"/>
-              <w:bottom w:val="nil" w:color="000000"/>
-              <w:right w:val="nil" w:color="000000"/>
-            </w:tcBorders>
-            <w:vAlign w:val="bottom"/>
-          </w:tcPr>
-          <w:p>
-            <w:pPr>
-              <w:spacing w:after="0"/>
-              <w:jc w:val="right"/>
-            </w:pPr>
-            <w:r>
-              <w:t xml:space="preserve">218</w:t>
+              <w:t xml:space="preserve">169</w:t>
+            </w:r>
+          </w:p>
+        </w:tc>
+        <w:tc>
+          <w:tcPr>
+            <w:tcW w:w="0" w:type="auto"/>
+            <w:tcBorders>
+              <w:top w:val="nil" w:color="000000"/>
+              <w:left w:val="nil" w:color="000000"/>
+              <w:bottom w:val="nil" w:color="000000"/>
+              <w:right w:val="nil" w:color="000000"/>
+            </w:tcBorders>
+            <w:vAlign w:val="bottom"/>
+          </w:tcPr>
+          <w:p>
+            <w:pPr>
+              <w:spacing w:after="0"/>
+              <w:jc w:val="right"/>
+            </w:pPr>
+            <w:r>
+              <w:t xml:space="preserve">0</w:t>
+            </w:r>
+          </w:p>
+        </w:tc>
+        <w:tc>
+          <w:tcPr>
+            <w:tcW w:w="0" w:type="auto"/>
+            <w:tcBorders>
+              <w:top w:val="nil" w:color="000000"/>
+              <w:left w:val="nil" w:color="000000"/>
+              <w:bottom w:val="nil" w:color="000000"/>
+              <w:right w:val="nil" w:color="000000"/>
+            </w:tcBorders>
+            <w:vAlign w:val="bottom"/>
+          </w:tcPr>
+          <w:p>
+            <w:pPr>
+              <w:spacing w:after="0"/>
+              <w:jc w:val="right"/>
+            </w:pPr>
+            <w:r>
+              <w:t xml:space="preserve">182</w:t>
             </w:r>
           </w:p>
         </w:tc>
@@ -3825,112 +3835,112 @@
               <w:jc w:val="right"/>
             </w:pPr>
             <w:r>
-              <w:t xml:space="preserve">.</w:t>
-            </w:r>
-          </w:p>
-        </w:tc>
-        <w:tc>
-          <w:tcPr>
-            <w:tcW w:w="0" w:type="auto"/>
-            <w:tcBorders>
-              <w:top w:val="nil" w:color="000000"/>
-              <w:left w:val="nil" w:color="000000"/>
-              <w:bottom w:val="nil" w:color="000000"/>
-              <w:right w:val="nil" w:color="000000"/>
-            </w:tcBorders>
-            <w:vAlign w:val="bottom"/>
-          </w:tcPr>
-          <w:p>
-            <w:pPr>
-              <w:spacing w:after="0"/>
-              <w:jc w:val="right"/>
-            </w:pPr>
-            <w:r>
-              <w:t xml:space="preserve">80</w:t>
-            </w:r>
-          </w:p>
-        </w:tc>
-        <w:tc>
-          <w:tcPr>
-            <w:tcW w:w="0" w:type="auto"/>
-            <w:tcBorders>
-              <w:top w:val="nil" w:color="000000"/>
-              <w:left w:val="nil" w:color="000000"/>
-              <w:bottom w:val="nil" w:color="000000"/>
-              <w:right w:val="nil" w:color="000000"/>
-            </w:tcBorders>
-            <w:vAlign w:val="bottom"/>
-          </w:tcPr>
-          <w:p>
-            <w:pPr>
-              <w:spacing w:after="0"/>
-              <w:jc w:val="right"/>
-            </w:pPr>
-            <w:r>
-              <w:t xml:space="preserve">69</w:t>
-            </w:r>
-          </w:p>
-        </w:tc>
-        <w:tc>
-          <w:tcPr>
-            <w:tcW w:w="0" w:type="auto"/>
-            <w:tcBorders>
-              <w:top w:val="nil" w:color="000000"/>
-              <w:left w:val="nil" w:color="000000"/>
-              <w:bottom w:val="nil" w:color="000000"/>
-              <w:right w:val="nil" w:color="000000"/>
-            </w:tcBorders>
-            <w:vAlign w:val="bottom"/>
-          </w:tcPr>
-          <w:p>
-            <w:pPr>
-              <w:spacing w:after="0"/>
-              <w:jc w:val="right"/>
-            </w:pPr>
-            <w:r>
-              <w:t xml:space="preserve">75</w:t>
-            </w:r>
-          </w:p>
-        </w:tc>
-        <w:tc>
-          <w:tcPr>
-            <w:tcW w:w="0" w:type="auto"/>
-            <w:tcBorders>
-              <w:top w:val="nil" w:color="000000"/>
-              <w:left w:val="nil" w:color="000000"/>
-              <w:bottom w:val="nil" w:color="000000"/>
-              <w:right w:val="nil" w:color="000000"/>
-            </w:tcBorders>
-            <w:vAlign w:val="bottom"/>
-          </w:tcPr>
-          <w:p>
-            <w:pPr>
-              <w:spacing w:after="0"/>
-              <w:jc w:val="right"/>
-            </w:pPr>
-            <w:r>
-              <w:t xml:space="preserve">.</w:t>
-            </w:r>
-          </w:p>
-        </w:tc>
-        <w:tc>
-          <w:tcPr>
-            <w:tcW w:w="0" w:type="auto"/>
-            <w:tcBorders>
-              <w:top w:val="nil" w:color="000000"/>
-              <w:left w:val="nil" w:color="000000"/>
-              <w:bottom w:val="nil" w:color="000000"/>
-              <w:right w:val="nil" w:color="000000"/>
-            </w:tcBorders>
-            <w:vAlign w:val="bottom"/>
-          </w:tcPr>
-          <w:p>
-            <w:pPr>
-              <w:spacing w:after="0"/>
-              <w:jc w:val="right"/>
-            </w:pPr>
-            <w:r>
-              <w:t xml:space="preserve">97</w:t>
+              <w:t xml:space="preserve">0</w:t>
+            </w:r>
+          </w:p>
+        </w:tc>
+        <w:tc>
+          <w:tcPr>
+            <w:tcW w:w="0" w:type="auto"/>
+            <w:tcBorders>
+              <w:top w:val="nil" w:color="000000"/>
+              <w:left w:val="nil" w:color="000000"/>
+              <w:bottom w:val="nil" w:color="000000"/>
+              <w:right w:val="nil" w:color="000000"/>
+            </w:tcBorders>
+            <w:vAlign w:val="bottom"/>
+          </w:tcPr>
+          <w:p>
+            <w:pPr>
+              <w:spacing w:after="0"/>
+              <w:jc w:val="right"/>
+            </w:pPr>
+            <w:r>
+              <w:t xml:space="preserve">110</w:t>
+            </w:r>
+          </w:p>
+        </w:tc>
+        <w:tc>
+          <w:tcPr>
+            <w:tcW w:w="0" w:type="auto"/>
+            <w:tcBorders>
+              <w:top w:val="nil" w:color="000000"/>
+              <w:left w:val="nil" w:color="000000"/>
+              <w:bottom w:val="nil" w:color="000000"/>
+              <w:right w:val="nil" w:color="000000"/>
+            </w:tcBorders>
+            <w:vAlign w:val="bottom"/>
+          </w:tcPr>
+          <w:p>
+            <w:pPr>
+              <w:spacing w:after="0"/>
+              <w:jc w:val="right"/>
+            </w:pPr>
+            <w:r>
+              <w:t xml:space="preserve">72</w:t>
+            </w:r>
+          </w:p>
+        </w:tc>
+        <w:tc>
+          <w:tcPr>
+            <w:tcW w:w="0" w:type="auto"/>
+            <w:tcBorders>
+              <w:top w:val="nil" w:color="000000"/>
+              <w:left w:val="nil" w:color="000000"/>
+              <w:bottom w:val="nil" w:color="000000"/>
+              <w:right w:val="nil" w:color="000000"/>
+            </w:tcBorders>
+            <w:vAlign w:val="bottom"/>
+          </w:tcPr>
+          <w:p>
+            <w:pPr>
+              <w:spacing w:after="0"/>
+              <w:jc w:val="right"/>
+            </w:pPr>
+            <w:r>
+              <w:t xml:space="preserve">134</w:t>
+            </w:r>
+          </w:p>
+        </w:tc>
+        <w:tc>
+          <w:tcPr>
+            <w:tcW w:w="0" w:type="auto"/>
+            <w:tcBorders>
+              <w:top w:val="nil" w:color="000000"/>
+              <w:left w:val="nil" w:color="000000"/>
+              <w:bottom w:val="nil" w:color="000000"/>
+              <w:right w:val="nil" w:color="000000"/>
+            </w:tcBorders>
+            <w:vAlign w:val="bottom"/>
+          </w:tcPr>
+          <w:p>
+            <w:pPr>
+              <w:spacing w:after="0"/>
+              <w:jc w:val="right"/>
+            </w:pPr>
+            <w:r>
+              <w:t xml:space="preserve">0</w:t>
+            </w:r>
+          </w:p>
+        </w:tc>
+        <w:tc>
+          <w:tcPr>
+            <w:tcW w:w="0" w:type="auto"/>
+            <w:tcBorders>
+              <w:top w:val="nil" w:color="000000"/>
+              <w:left w:val="nil" w:color="000000"/>
+              <w:bottom w:val="nil" w:color="000000"/>
+              <w:right w:val="nil" w:color="000000"/>
+            </w:tcBorders>
+            <w:vAlign w:val="bottom"/>
+          </w:tcPr>
+          <w:p>
+            <w:pPr>
+              <w:spacing w:after="0"/>
+              <w:jc w:val="right"/>
+            </w:pPr>
+            <w:r>
+              <w:t xml:space="preserve">120</w:t>
             </w:r>
           </w:p>
         </w:tc>
@@ -3974,112 +3984,112 @@
               <w:jc w:val="right"/>
             </w:pPr>
             <w:r>
-              <w:t xml:space="preserve">.</w:t>
-            </w:r>
-          </w:p>
-        </w:tc>
-        <w:tc>
-          <w:tcPr>
-            <w:tcW w:w="0" w:type="auto"/>
-            <w:tcBorders>
-              <w:top w:val="nil" w:color="000000"/>
-              <w:left w:val="nil" w:color="000000"/>
-              <w:bottom w:val="nil" w:color="000000"/>
-              <w:right w:val="nil" w:color="000000"/>
-            </w:tcBorders>
-            <w:vAlign w:val="bottom"/>
-          </w:tcPr>
-          <w:p>
-            <w:pPr>
-              <w:spacing w:after="0"/>
-              <w:jc w:val="right"/>
-            </w:pPr>
-            <w:r>
-              <w:t xml:space="preserve">192</w:t>
-            </w:r>
-          </w:p>
-        </w:tc>
-        <w:tc>
-          <w:tcPr>
-            <w:tcW w:w="0" w:type="auto"/>
-            <w:tcBorders>
-              <w:top w:val="nil" w:color="000000"/>
-              <w:left w:val="nil" w:color="000000"/>
-              <w:bottom w:val="nil" w:color="000000"/>
-              <w:right w:val="nil" w:color="000000"/>
-            </w:tcBorders>
-            <w:vAlign w:val="bottom"/>
-          </w:tcPr>
-          <w:p>
-            <w:pPr>
-              <w:spacing w:after="0"/>
-              <w:jc w:val="right"/>
-            </w:pPr>
-            <w:r>
-              <w:t xml:space="preserve">44</w:t>
-            </w:r>
-          </w:p>
-        </w:tc>
-        <w:tc>
-          <w:tcPr>
-            <w:tcW w:w="0" w:type="auto"/>
-            <w:tcBorders>
-              <w:top w:val="nil" w:color="000000"/>
-              <w:left w:val="nil" w:color="000000"/>
-              <w:bottom w:val="nil" w:color="000000"/>
-              <w:right w:val="nil" w:color="000000"/>
-            </w:tcBorders>
-            <w:vAlign w:val="bottom"/>
-          </w:tcPr>
-          <w:p>
-            <w:pPr>
-              <w:spacing w:after="0"/>
-              <w:jc w:val="right"/>
-            </w:pPr>
-            <w:r>
-              <w:t xml:space="preserve">60</w:t>
-            </w:r>
-          </w:p>
-        </w:tc>
-        <w:tc>
-          <w:tcPr>
-            <w:tcW w:w="0" w:type="auto"/>
-            <w:tcBorders>
-              <w:top w:val="nil" w:color="000000"/>
-              <w:left w:val="nil" w:color="000000"/>
-              <w:bottom w:val="nil" w:color="000000"/>
-              <w:right w:val="nil" w:color="000000"/>
-            </w:tcBorders>
-            <w:vAlign w:val="bottom"/>
-          </w:tcPr>
-          <w:p>
-            <w:pPr>
-              <w:spacing w:after="0"/>
-              <w:jc w:val="right"/>
-            </w:pPr>
-            <w:r>
-              <w:t xml:space="preserve">.</w:t>
-            </w:r>
-          </w:p>
-        </w:tc>
-        <w:tc>
-          <w:tcPr>
-            <w:tcW w:w="0" w:type="auto"/>
-            <w:tcBorders>
-              <w:top w:val="nil" w:color="000000"/>
-              <w:left w:val="nil" w:color="000000"/>
-              <w:bottom w:val="nil" w:color="000000"/>
-              <w:right w:val="nil" w:color="000000"/>
-            </w:tcBorders>
-            <w:vAlign w:val="bottom"/>
-          </w:tcPr>
-          <w:p>
-            <w:pPr>
-              <w:spacing w:after="0"/>
-              <w:jc w:val="right"/>
-            </w:pPr>
-            <w:r>
-              <w:t xml:space="preserve">44</w:t>
+              <w:t xml:space="preserve">0</w:t>
+            </w:r>
+          </w:p>
+        </w:tc>
+        <w:tc>
+          <w:tcPr>
+            <w:tcW w:w="0" w:type="auto"/>
+            <w:tcBorders>
+              <w:top w:val="nil" w:color="000000"/>
+              <w:left w:val="nil" w:color="000000"/>
+              <w:bottom w:val="nil" w:color="000000"/>
+              <w:right w:val="nil" w:color="000000"/>
+            </w:tcBorders>
+            <w:vAlign w:val="bottom"/>
+          </w:tcPr>
+          <w:p>
+            <w:pPr>
+              <w:spacing w:after="0"/>
+              <w:jc w:val="right"/>
+            </w:pPr>
+            <w:r>
+              <w:t xml:space="preserve">0</w:t>
+            </w:r>
+          </w:p>
+        </w:tc>
+        <w:tc>
+          <w:tcPr>
+            <w:tcW w:w="0" w:type="auto"/>
+            <w:tcBorders>
+              <w:top w:val="nil" w:color="000000"/>
+              <w:left w:val="nil" w:color="000000"/>
+              <w:bottom w:val="nil" w:color="000000"/>
+              <w:right w:val="nil" w:color="000000"/>
+            </w:tcBorders>
+            <w:vAlign w:val="bottom"/>
+          </w:tcPr>
+          <w:p>
+            <w:pPr>
+              <w:spacing w:after="0"/>
+              <w:jc w:val="right"/>
+            </w:pPr>
+            <w:r>
+              <w:t xml:space="preserve">0</w:t>
+            </w:r>
+          </w:p>
+        </w:tc>
+        <w:tc>
+          <w:tcPr>
+            <w:tcW w:w="0" w:type="auto"/>
+            <w:tcBorders>
+              <w:top w:val="nil" w:color="000000"/>
+              <w:left w:val="nil" w:color="000000"/>
+              <w:bottom w:val="nil" w:color="000000"/>
+              <w:right w:val="nil" w:color="000000"/>
+            </w:tcBorders>
+            <w:vAlign w:val="bottom"/>
+          </w:tcPr>
+          <w:p>
+            <w:pPr>
+              <w:spacing w:after="0"/>
+              <w:jc w:val="right"/>
+            </w:pPr>
+            <w:r>
+              <w:t xml:space="preserve">0</w:t>
+            </w:r>
+          </w:p>
+        </w:tc>
+        <w:tc>
+          <w:tcPr>
+            <w:tcW w:w="0" w:type="auto"/>
+            <w:tcBorders>
+              <w:top w:val="nil" w:color="000000"/>
+              <w:left w:val="nil" w:color="000000"/>
+              <w:bottom w:val="nil" w:color="000000"/>
+              <w:right w:val="nil" w:color="000000"/>
+            </w:tcBorders>
+            <w:vAlign w:val="bottom"/>
+          </w:tcPr>
+          <w:p>
+            <w:pPr>
+              <w:spacing w:after="0"/>
+              <w:jc w:val="right"/>
+            </w:pPr>
+            <w:r>
+              <w:t xml:space="preserve">0</w:t>
+            </w:r>
+          </w:p>
+        </w:tc>
+        <w:tc>
+          <w:tcPr>
+            <w:tcW w:w="0" w:type="auto"/>
+            <w:tcBorders>
+              <w:top w:val="nil" w:color="000000"/>
+              <w:left w:val="nil" w:color="000000"/>
+              <w:bottom w:val="nil" w:color="000000"/>
+              <w:right w:val="nil" w:color="000000"/>
+            </w:tcBorders>
+            <w:vAlign w:val="bottom"/>
+          </w:tcPr>
+          <w:p>
+            <w:pPr>
+              <w:spacing w:after="0"/>
+              <w:jc w:val="right"/>
+            </w:pPr>
+            <w:r>
+              <w:t xml:space="preserve">0</w:t>
             </w:r>
           </w:p>
         </w:tc>
@@ -4123,7 +4133,7 @@
               <w:jc w:val="right"/>
             </w:pPr>
             <w:r>
-              <w:t xml:space="preserve">.</w:t>
+              <w:t xml:space="preserve">0</w:t>
             </w:r>
           </w:p>
         </w:tc>
@@ -4207,7 +4217,7 @@
               <w:jc w:val="right"/>
             </w:pPr>
             <w:r>
-              <w:t xml:space="preserve">.</w:t>
+              <w:t xml:space="preserve">0</w:t>
             </w:r>
           </w:p>
         </w:tc>
@@ -4272,112 +4282,112 @@
               <w:jc w:val="right"/>
             </w:pPr>
             <w:r>
-              <w:t xml:space="preserve">0</w:t>
-            </w:r>
-          </w:p>
-        </w:tc>
-        <w:tc>
-          <w:tcPr>
-            <w:tcW w:w="0" w:type="auto"/>
-            <w:tcBorders>
-              <w:top w:val="nil" w:color="000000"/>
-              <w:left w:val="nil" w:color="000000"/>
-              <w:bottom w:val="nil" w:color="000000"/>
-              <w:right w:val="nil" w:color="000000"/>
-            </w:tcBorders>
-            <w:vAlign w:val="bottom"/>
-          </w:tcPr>
-          <w:p>
-            <w:pPr>
-              <w:spacing w:after="0"/>
-              <w:jc w:val="right"/>
-            </w:pPr>
-            <w:r>
-              <w:t xml:space="preserve">95</w:t>
-            </w:r>
-          </w:p>
-        </w:tc>
-        <w:tc>
-          <w:tcPr>
-            <w:tcW w:w="0" w:type="auto"/>
-            <w:tcBorders>
-              <w:top w:val="nil" w:color="000000"/>
-              <w:left w:val="nil" w:color="000000"/>
-              <w:bottom w:val="nil" w:color="000000"/>
-              <w:right w:val="nil" w:color="000000"/>
-            </w:tcBorders>
-            <w:vAlign w:val="bottom"/>
-          </w:tcPr>
-          <w:p>
-            <w:pPr>
-              <w:spacing w:after="0"/>
-              <w:jc w:val="right"/>
-            </w:pPr>
-            <w:r>
-              <w:t xml:space="preserve">201</w:t>
-            </w:r>
-          </w:p>
-        </w:tc>
-        <w:tc>
-          <w:tcPr>
-            <w:tcW w:w="0" w:type="auto"/>
-            <w:tcBorders>
-              <w:top w:val="nil" w:color="000000"/>
-              <w:left w:val="nil" w:color="000000"/>
-              <w:bottom w:val="nil" w:color="000000"/>
-              <w:right w:val="nil" w:color="000000"/>
-            </w:tcBorders>
-            <w:vAlign w:val="bottom"/>
-          </w:tcPr>
-          <w:p>
-            <w:pPr>
-              <w:spacing w:after="0"/>
-              <w:jc w:val="right"/>
-            </w:pPr>
-            <w:r>
-              <w:t xml:space="preserve">29</w:t>
-            </w:r>
-          </w:p>
-        </w:tc>
-        <w:tc>
-          <w:tcPr>
-            <w:tcW w:w="0" w:type="auto"/>
-            <w:tcBorders>
-              <w:top w:val="nil" w:color="000000"/>
-              <w:left w:val="nil" w:color="000000"/>
-              <w:bottom w:val="nil" w:color="000000"/>
-              <w:right w:val="nil" w:color="000000"/>
-            </w:tcBorders>
-            <w:vAlign w:val="bottom"/>
-          </w:tcPr>
-          <w:p>
-            <w:pPr>
-              <w:spacing w:after="0"/>
-              <w:jc w:val="right"/>
-            </w:pPr>
-            <w:r>
-              <w:t xml:space="preserve">0</w:t>
-            </w:r>
-          </w:p>
-        </w:tc>
-        <w:tc>
-          <w:tcPr>
-            <w:tcW w:w="0" w:type="auto"/>
-            <w:tcBorders>
-              <w:top w:val="nil" w:color="000000"/>
-              <w:left w:val="nil" w:color="000000"/>
-              <w:bottom w:val="nil" w:color="000000"/>
-              <w:right w:val="nil" w:color="000000"/>
-            </w:tcBorders>
-            <w:vAlign w:val="bottom"/>
-          </w:tcPr>
-          <w:p>
-            <w:pPr>
-              <w:spacing w:after="0"/>
-              <w:jc w:val="right"/>
-            </w:pPr>
-            <w:r>
-              <w:t xml:space="preserve">325</w:t>
+              <w:t xml:space="preserve">5</w:t>
+            </w:r>
+          </w:p>
+        </w:tc>
+        <w:tc>
+          <w:tcPr>
+            <w:tcW w:w="0" w:type="auto"/>
+            <w:tcBorders>
+              <w:top w:val="nil" w:color="000000"/>
+              <w:left w:val="nil" w:color="000000"/>
+              <w:bottom w:val="nil" w:color="000000"/>
+              <w:right w:val="nil" w:color="000000"/>
+            </w:tcBorders>
+            <w:vAlign w:val="bottom"/>
+          </w:tcPr>
+          <w:p>
+            <w:pPr>
+              <w:spacing w:after="0"/>
+              <w:jc w:val="right"/>
+            </w:pPr>
+            <w:r>
+              <w:t xml:space="preserve">101</w:t>
+            </w:r>
+          </w:p>
+        </w:tc>
+        <w:tc>
+          <w:tcPr>
+            <w:tcW w:w="0" w:type="auto"/>
+            <w:tcBorders>
+              <w:top w:val="nil" w:color="000000"/>
+              <w:left w:val="nil" w:color="000000"/>
+              <w:bottom w:val="nil" w:color="000000"/>
+              <w:right w:val="nil" w:color="000000"/>
+            </w:tcBorders>
+            <w:vAlign w:val="bottom"/>
+          </w:tcPr>
+          <w:p>
+            <w:pPr>
+              <w:spacing w:after="0"/>
+              <w:jc w:val="right"/>
+            </w:pPr>
+            <w:r>
+              <w:t xml:space="preserve">204</w:t>
+            </w:r>
+          </w:p>
+        </w:tc>
+        <w:tc>
+          <w:tcPr>
+            <w:tcW w:w="0" w:type="auto"/>
+            <w:tcBorders>
+              <w:top w:val="nil" w:color="000000"/>
+              <w:left w:val="nil" w:color="000000"/>
+              <w:bottom w:val="nil" w:color="000000"/>
+              <w:right w:val="nil" w:color="000000"/>
+            </w:tcBorders>
+            <w:vAlign w:val="bottom"/>
+          </w:tcPr>
+          <w:p>
+            <w:pPr>
+              <w:spacing w:after="0"/>
+              <w:jc w:val="right"/>
+            </w:pPr>
+            <w:r>
+              <w:t xml:space="preserve">46</w:t>
+            </w:r>
+          </w:p>
+        </w:tc>
+        <w:tc>
+          <w:tcPr>
+            <w:tcW w:w="0" w:type="auto"/>
+            <w:tcBorders>
+              <w:top w:val="nil" w:color="000000"/>
+              <w:left w:val="nil" w:color="000000"/>
+              <w:bottom w:val="nil" w:color="000000"/>
+              <w:right w:val="nil" w:color="000000"/>
+            </w:tcBorders>
+            <w:vAlign w:val="bottom"/>
+          </w:tcPr>
+          <w:p>
+            <w:pPr>
+              <w:spacing w:after="0"/>
+              <w:jc w:val="right"/>
+            </w:pPr>
+            <w:r>
+              <w:t xml:space="preserve">17</w:t>
+            </w:r>
+          </w:p>
+        </w:tc>
+        <w:tc>
+          <w:tcPr>
+            <w:tcW w:w="0" w:type="auto"/>
+            <w:tcBorders>
+              <w:top w:val="nil" w:color="000000"/>
+              <w:left w:val="nil" w:color="000000"/>
+              <w:bottom w:val="nil" w:color="000000"/>
+              <w:right w:val="nil" w:color="000000"/>
+            </w:tcBorders>
+            <w:vAlign w:val="bottom"/>
+          </w:tcPr>
+          <w:p>
+            <w:pPr>
+              <w:spacing w:after="0"/>
+              <w:jc w:val="right"/>
+            </w:pPr>
+            <w:r>
+              <w:t xml:space="preserve">373</w:t>
             </w:r>
           </w:p>
         </w:tc>
@@ -4582,28 +4592,28 @@
               <w:jc w:val="right"/>
             </w:pPr>
             <w:r>
-              <w:t xml:space="preserve">1.55</w:t>
-            </w:r>
-          </w:p>
-        </w:tc>
-        <w:tc>
-          <w:tcPr>
-            <w:tcW w:w="0" w:type="auto"/>
-            <w:tcBorders>
-              <w:top w:val="nil" w:color="000000"/>
-              <w:left w:val="nil" w:color="000000"/>
-              <w:bottom w:val="nil" w:color="000000"/>
-              <w:right w:val="nil" w:color="000000"/>
-            </w:tcBorders>
-            <w:vAlign w:val="bottom"/>
-          </w:tcPr>
-          <w:p>
-            <w:pPr>
-              <w:spacing w:after="0"/>
-              <w:jc w:val="right"/>
-            </w:pPr>
-            <w:r>
-              <w:t xml:space="preserve">1.59</w:t>
+              <w:t xml:space="preserve">1.51</w:t>
+            </w:r>
+          </w:p>
+        </w:tc>
+        <w:tc>
+          <w:tcPr>
+            <w:tcW w:w="0" w:type="auto"/>
+            <w:tcBorders>
+              <w:top w:val="nil" w:color="000000"/>
+              <w:left w:val="nil" w:color="000000"/>
+              <w:bottom w:val="nil" w:color="000000"/>
+              <w:right w:val="nil" w:color="000000"/>
+            </w:tcBorders>
+            <w:vAlign w:val="bottom"/>
+          </w:tcPr>
+          <w:p>
+            <w:pPr>
+              <w:spacing w:after="0"/>
+              <w:jc w:val="right"/>
+            </w:pPr>
+            <w:r>
+              <w:t xml:space="preserve">1.58</w:t>
             </w:r>
           </w:p>
         </w:tc>
@@ -4645,7 +4655,7 @@
               <w:jc w:val="right"/>
             </w:pPr>
             <w:r>
-              <w:t xml:space="preserve">1.35</w:t>
+              <w:t xml:space="preserve">1.33</w:t>
             </w:r>
           </w:p>
         </w:tc>
@@ -4726,7 +4736,7 @@
               <w:jc w:val="right"/>
             </w:pPr>
             <w:r>
-              <w:t xml:space="preserve">1.49</w:t>
+              <w:t xml:space="preserve">1.45</w:t>
             </w:r>
           </w:p>
         </w:tc>
@@ -4784,7 +4794,7 @@
               <w:jc w:val="right"/>
             </w:pPr>
             <w:r>
-              <w:t xml:space="preserve">1.26</w:t>
+              <w:t xml:space="preserve">1.25</w:t>
             </w:r>
           </w:p>
         </w:tc>
@@ -4870,28 +4880,28 @@
               <w:jc w:val="right"/>
             </w:pPr>
             <w:r>
-              <w:t xml:space="preserve">0.55</w:t>
-            </w:r>
-          </w:p>
-        </w:tc>
-        <w:tc>
-          <w:tcPr>
-            <w:tcW w:w="0" w:type="auto"/>
-            <w:tcBorders>
-              <w:top w:val="nil" w:color="000000"/>
-              <w:left w:val="nil" w:color="000000"/>
-              <w:bottom w:val="nil" w:color="000000"/>
-              <w:right w:val="nil" w:color="000000"/>
-            </w:tcBorders>
-            <w:vAlign w:val="bottom"/>
-          </w:tcPr>
-          <w:p>
-            <w:pPr>
-              <w:spacing w:after="0"/>
-              <w:jc w:val="right"/>
-            </w:pPr>
-            <w:r>
-              <w:t xml:space="preserve">0.52</w:t>
+              <w:t xml:space="preserve">0.57</w:t>
+            </w:r>
+          </w:p>
+        </w:tc>
+        <w:tc>
+          <w:tcPr>
+            <w:tcW w:w="0" w:type="auto"/>
+            <w:tcBorders>
+              <w:top w:val="nil" w:color="000000"/>
+              <w:left w:val="nil" w:color="000000"/>
+              <w:bottom w:val="nil" w:color="000000"/>
+              <w:right w:val="nil" w:color="000000"/>
+            </w:tcBorders>
+            <w:vAlign w:val="bottom"/>
+          </w:tcPr>
+          <w:p>
+            <w:pPr>
+              <w:spacing w:after="0"/>
+              <w:jc w:val="right"/>
+            </w:pPr>
+            <w:r>
+              <w:t xml:space="preserve">0.53</w:t>
             </w:r>
           </w:p>
         </w:tc>
@@ -5019,7 +5029,7 @@
               <w:jc w:val="right"/>
             </w:pPr>
             <w:r>
-              <w:t xml:space="preserve">0.42</w:t>
+              <w:t xml:space="preserve">0.00</w:t>
             </w:r>
           </w:p>
         </w:tc>
@@ -5082,7 +5092,7 @@
               <w:jc w:val="right"/>
             </w:pPr>
             <w:r>
-              <w:t xml:space="preserve">0.17</w:t>
+              <w:t xml:space="preserve">0.00</w:t>
             </w:r>
           </w:p>
         </w:tc>
@@ -5317,28 +5327,28 @@
               <w:jc w:val="right"/>
             </w:pPr>
             <w:r>
-              <w:t xml:space="preserve">198</w:t>
-            </w:r>
-          </w:p>
-        </w:tc>
-        <w:tc>
-          <w:tcPr>
-            <w:tcW w:w="0" w:type="auto"/>
-            <w:tcBorders>
-              <w:top w:val="nil" w:color="000000"/>
-              <w:left w:val="nil" w:color="000000"/>
-              <w:bottom w:val="nil" w:color="000000"/>
-              <w:right w:val="nil" w:color="000000"/>
-            </w:tcBorders>
-            <w:vAlign w:val="bottom"/>
-          </w:tcPr>
-          <w:p>
-            <w:pPr>
-              <w:spacing w:after="0"/>
-              <w:jc w:val="right"/>
-            </w:pPr>
-            <w:r>
-              <w:t xml:space="preserve">29</w:t>
+              <w:t xml:space="preserve">201</w:t>
+            </w:r>
+          </w:p>
+        </w:tc>
+        <w:tc>
+          <w:tcPr>
+            <w:tcW w:w="0" w:type="auto"/>
+            <w:tcBorders>
+              <w:top w:val="nil" w:color="000000"/>
+              <w:left w:val="nil" w:color="000000"/>
+              <w:bottom w:val="nil" w:color="000000"/>
+              <w:right w:val="nil" w:color="000000"/>
+            </w:tcBorders>
+            <w:vAlign w:val="bottom"/>
+          </w:tcPr>
+          <w:p>
+            <w:pPr>
+              <w:spacing w:after="0"/>
+              <w:jc w:val="right"/>
+            </w:pPr>
+            <w:r>
+              <w:t xml:space="preserve">28</w:t>
             </w:r>
           </w:p>
         </w:tc>
@@ -5380,7 +5390,7 @@
               <w:jc w:val="right"/>
             </w:pPr>
             <w:r>
-              <w:t xml:space="preserve">322</w:t>
+              <w:t xml:space="preserve">324</w:t>
             </w:r>
           </w:p>
         </w:tc>
@@ -5585,6 +5595,48 @@
               <w:jc w:val="right"/>
             </w:pPr>
             <w:r>
+              <w:t xml:space="preserve">0.86</w:t>
+            </w:r>
+          </w:p>
+        </w:tc>
+        <w:tc>
+          <w:tcPr>
+            <w:tcW w:w="0" w:type="auto"/>
+            <w:tcBorders>
+              <w:top w:val="nil" w:color="000000"/>
+              <w:left w:val="nil" w:color="000000"/>
+              <w:bottom w:val="nil" w:color="000000"/>
+              <w:right w:val="nil" w:color="000000"/>
+            </w:tcBorders>
+            <w:vAlign w:val="bottom"/>
+          </w:tcPr>
+          <w:p>
+            <w:pPr>
+              <w:spacing w:after="0"/>
+              <w:jc w:val="right"/>
+            </w:pPr>
+            <w:r>
+              <w:t xml:space="preserve">0.71</w:t>
+            </w:r>
+          </w:p>
+        </w:tc>
+        <w:tc>
+          <w:tcPr>
+            <w:tcW w:w="0" w:type="auto"/>
+            <w:tcBorders>
+              <w:top w:val="nil" w:color="000000"/>
+              <w:left w:val="nil" w:color="000000"/>
+              <w:bottom w:val="nil" w:color="000000"/>
+              <w:right w:val="nil" w:color="000000"/>
+            </w:tcBorders>
+            <w:vAlign w:val="bottom"/>
+          </w:tcPr>
+          <w:p>
+            <w:pPr>
+              <w:spacing w:after="0"/>
+              <w:jc w:val="right"/>
+            </w:pPr>
+            <w:r>
               <w:t xml:space="preserve">0.83</w:t>
             </w:r>
           </w:p>
@@ -5606,49 +5658,7 @@
               <w:jc w:val="right"/>
             </w:pPr>
             <w:r>
-              <w:t xml:space="preserve">0.71</w:t>
-            </w:r>
-          </w:p>
-        </w:tc>
-        <w:tc>
-          <w:tcPr>
-            <w:tcW w:w="0" w:type="auto"/>
-            <w:tcBorders>
-              <w:top w:val="nil" w:color="000000"/>
-              <w:left w:val="nil" w:color="000000"/>
-              <w:bottom w:val="nil" w:color="000000"/>
-              <w:right w:val="nil" w:color="000000"/>
-            </w:tcBorders>
-            <w:vAlign w:val="bottom"/>
-          </w:tcPr>
-          <w:p>
-            <w:pPr>
-              <w:spacing w:after="0"/>
-              <w:jc w:val="right"/>
-            </w:pPr>
-            <w:r>
-              <w:t xml:space="preserve">0.92</w:t>
-            </w:r>
-          </w:p>
-        </w:tc>
-        <w:tc>
-          <w:tcPr>
-            <w:tcW w:w="0" w:type="auto"/>
-            <w:tcBorders>
-              <w:top w:val="nil" w:color="000000"/>
-              <w:left w:val="nil" w:color="000000"/>
-              <w:bottom w:val="nil" w:color="000000"/>
-              <w:right w:val="nil" w:color="000000"/>
-            </w:tcBorders>
-            <w:vAlign w:val="bottom"/>
-          </w:tcPr>
-          <w:p>
-            <w:pPr>
-              <w:spacing w:after="0"/>
-              <w:jc w:val="right"/>
-            </w:pPr>
-            <w:r>
-              <w:t xml:space="preserve">0.85</w:t>
+              <w:t xml:space="preserve">0.87</w:t>
             </w:r>
           </w:p>
         </w:tc>
@@ -5878,7 +5888,7 @@
               <w:jc w:val="right"/>
             </w:pPr>
             <w:r>
-              <w:t xml:space="preserve">0.38</w:t>
+              <w:t xml:space="preserve">0.35</w:t>
             </w:r>
           </w:p>
         </w:tc>
@@ -5920,28 +5930,28 @@
               <w:jc w:val="right"/>
             </w:pPr>
             <w:r>
-              <w:t xml:space="preserve">0.29</w:t>
-            </w:r>
-          </w:p>
-        </w:tc>
-        <w:tc>
-          <w:tcPr>
-            <w:tcW w:w="0" w:type="auto"/>
-            <w:tcBorders>
-              <w:top w:val="nil" w:color="000000"/>
-              <w:left w:val="nil" w:color="000000"/>
-              <w:bottom w:val="nil" w:color="000000"/>
-              <w:right w:val="nil" w:color="000000"/>
-            </w:tcBorders>
-            <w:vAlign w:val="bottom"/>
-          </w:tcPr>
-          <w:p>
-            <w:pPr>
-              <w:spacing w:after="0"/>
-              <w:jc w:val="right"/>
-            </w:pPr>
-            <w:r>
-              <w:t xml:space="preserve">0.35</w:t>
+              <w:t xml:space="preserve">0.39</w:t>
+            </w:r>
+          </w:p>
+        </w:tc>
+        <w:tc>
+          <w:tcPr>
+            <w:tcW w:w="0" w:type="auto"/>
+            <w:tcBorders>
+              <w:top w:val="nil" w:color="000000"/>
+              <w:left w:val="nil" w:color="000000"/>
+              <w:bottom w:val="nil" w:color="000000"/>
+              <w:right w:val="nil" w:color="000000"/>
+            </w:tcBorders>
+            <w:vAlign w:val="bottom"/>
+          </w:tcPr>
+          <w:p>
+            <w:pPr>
+              <w:spacing w:after="0"/>
+              <w:jc w:val="right"/>
+            </w:pPr>
+            <w:r>
+              <w:t xml:space="preserve">0.34</w:t>
             </w:r>
           </w:p>
         </w:tc>
@@ -6027,7 +6037,7 @@
               <w:jc w:val="right"/>
             </w:pPr>
             <w:r>
-              <w:t xml:space="preserve">202</w:t>
+              <w:t xml:space="preserve">203</w:t>
             </w:r>
           </w:p>
         </w:tc>
@@ -6090,7 +6100,7 @@
               <w:jc w:val="right"/>
             </w:pPr>
             <w:r>
-              <w:t xml:space="preserve">364</w:t>
+              <w:t xml:space="preserve">365</w:t>
             </w:r>
           </w:p>
         </w:tc>
@@ -6253,70 +6263,70 @@
               <w:jc w:val="right"/>
             </w:pPr>
             <w:r>
-              <w:t xml:space="preserve">1.00</w:t>
-            </w:r>
-          </w:p>
-        </w:tc>
-        <w:tc>
-          <w:tcPr>
-            <w:tcW w:w="0" w:type="auto"/>
-            <w:tcBorders>
-              <w:top w:val="nil" w:color="000000"/>
-              <w:left w:val="nil" w:color="000000"/>
-              <w:bottom w:val="nil" w:color="000000"/>
-              <w:right w:val="nil" w:color="000000"/>
-            </w:tcBorders>
-            <w:vAlign w:val="bottom"/>
-          </w:tcPr>
-          <w:p>
-            <w:pPr>
-              <w:spacing w:after="0"/>
-              <w:jc w:val="right"/>
-            </w:pPr>
-            <w:r>
-              <w:t xml:space="preserve">0.73</w:t>
-            </w:r>
-          </w:p>
-        </w:tc>
-        <w:tc>
-          <w:tcPr>
-            <w:tcW w:w="0" w:type="auto"/>
-            <w:tcBorders>
-              <w:top w:val="nil" w:color="000000"/>
-              <w:left w:val="nil" w:color="000000"/>
-              <w:bottom w:val="nil" w:color="000000"/>
-              <w:right w:val="nil" w:color="000000"/>
-            </w:tcBorders>
-            <w:vAlign w:val="bottom"/>
-          </w:tcPr>
-          <w:p>
-            <w:pPr>
-              <w:spacing w:after="0"/>
-              <w:jc w:val="right"/>
-            </w:pPr>
-            <w:r>
-              <w:t xml:space="preserve">0.72</w:t>
-            </w:r>
-          </w:p>
-        </w:tc>
-        <w:tc>
-          <w:tcPr>
-            <w:tcW w:w="0" w:type="auto"/>
-            <w:tcBorders>
-              <w:top w:val="nil" w:color="000000"/>
-              <w:left w:val="nil" w:color="000000"/>
-              <w:bottom w:val="nil" w:color="000000"/>
-              <w:right w:val="nil" w:color="000000"/>
-            </w:tcBorders>
-            <w:vAlign w:val="bottom"/>
-          </w:tcPr>
-          <w:p>
-            <w:pPr>
-              <w:spacing w:after="0"/>
-              <w:jc w:val="right"/>
-            </w:pPr>
-            <w:r>
-              <w:t xml:space="preserve">0.43</w:t>
+              <w:t xml:space="preserve">0.00</w:t>
+            </w:r>
+          </w:p>
+        </w:tc>
+        <w:tc>
+          <w:tcPr>
+            <w:tcW w:w="0" w:type="auto"/>
+            <w:tcBorders>
+              <w:top w:val="nil" w:color="000000"/>
+              <w:left w:val="nil" w:color="000000"/>
+              <w:bottom w:val="nil" w:color="000000"/>
+              <w:right w:val="nil" w:color="000000"/>
+            </w:tcBorders>
+            <w:vAlign w:val="bottom"/>
+          </w:tcPr>
+          <w:p>
+            <w:pPr>
+              <w:spacing w:after="0"/>
+              <w:jc w:val="right"/>
+            </w:pPr>
+            <w:r>
+              <w:t xml:space="preserve">0.70</w:t>
+            </w:r>
+          </w:p>
+        </w:tc>
+        <w:tc>
+          <w:tcPr>
+            <w:tcW w:w="0" w:type="auto"/>
+            <w:tcBorders>
+              <w:top w:val="nil" w:color="000000"/>
+              <w:left w:val="nil" w:color="000000"/>
+              <w:bottom w:val="nil" w:color="000000"/>
+              <w:right w:val="nil" w:color="000000"/>
+            </w:tcBorders>
+            <w:vAlign w:val="bottom"/>
+          </w:tcPr>
+          <w:p>
+            <w:pPr>
+              <w:spacing w:after="0"/>
+              <w:jc w:val="right"/>
+            </w:pPr>
+            <w:r>
+              <w:t xml:space="preserve">0.87</w:t>
+            </w:r>
+          </w:p>
+        </w:tc>
+        <w:tc>
+          <w:tcPr>
+            <w:tcW w:w="0" w:type="auto"/>
+            <w:tcBorders>
+              <w:top w:val="nil" w:color="000000"/>
+              <w:left w:val="nil" w:color="000000"/>
+              <w:bottom w:val="nil" w:color="000000"/>
+              <w:right w:val="nil" w:color="000000"/>
+            </w:tcBorders>
+            <w:vAlign w:val="bottom"/>
+          </w:tcPr>
+          <w:p>
+            <w:pPr>
+              <w:spacing w:after="0"/>
+              <w:jc w:val="right"/>
+            </w:pPr>
+            <w:r>
+              <w:t xml:space="preserve">0.41</w:t>
             </w:r>
           </w:p>
         </w:tc>
@@ -6358,7 +6368,7 @@
               <w:jc w:val="right"/>
             </w:pPr>
             <w:r>
-              <w:t xml:space="preserve">0.68</w:t>
+              <w:t xml:space="preserve">0.75</w:t>
             </w:r>
           </w:p>
         </w:tc>
@@ -6402,7 +6412,7 @@
               <w:jc w:val="right"/>
             </w:pPr>
             <w:r>
-              <w:t xml:space="preserve">1.00</w:t>
+              <w:t xml:space="preserve">0.00</w:t>
             </w:r>
           </w:p>
         </w:tc>
@@ -6572,91 +6582,91 @@
               <w:jc w:val="right"/>
             </w:pPr>
             <w:r>
+              <w:t xml:space="preserve">0.46</w:t>
+            </w:r>
+          </w:p>
+        </w:tc>
+        <w:tc>
+          <w:tcPr>
+            <w:tcW w:w="0" w:type="auto"/>
+            <w:tcBorders>
+              <w:top w:val="nil" w:color="000000"/>
+              <w:left w:val="nil" w:color="000000"/>
+              <w:bottom w:val="nil" w:color="000000"/>
+              <w:right w:val="nil" w:color="000000"/>
+            </w:tcBorders>
+            <w:vAlign w:val="bottom"/>
+          </w:tcPr>
+          <w:p>
+            <w:pPr>
+              <w:spacing w:after="0"/>
+              <w:jc w:val="right"/>
+            </w:pPr>
+            <w:r>
+              <w:t xml:space="preserve">0.34</w:t>
+            </w:r>
+          </w:p>
+        </w:tc>
+        <w:tc>
+          <w:tcPr>
+            <w:tcW w:w="0" w:type="auto"/>
+            <w:tcBorders>
+              <w:top w:val="nil" w:color="000000"/>
+              <w:left w:val="nil" w:color="000000"/>
+              <w:bottom w:val="nil" w:color="000000"/>
+              <w:right w:val="nil" w:color="000000"/>
+            </w:tcBorders>
+            <w:vAlign w:val="bottom"/>
+          </w:tcPr>
+          <w:p>
+            <w:pPr>
+              <w:spacing w:after="0"/>
+              <w:jc w:val="right"/>
+            </w:pPr>
+            <w:r>
+              <w:t xml:space="preserve">0.50</w:t>
+            </w:r>
+          </w:p>
+        </w:tc>
+        <w:tc>
+          <w:tcPr>
+            <w:tcW w:w="0" w:type="auto"/>
+            <w:tcBorders>
+              <w:top w:val="nil" w:color="000000"/>
+              <w:left w:val="nil" w:color="000000"/>
+              <w:bottom w:val="nil" w:color="000000"/>
+              <w:right w:val="nil" w:color="000000"/>
+            </w:tcBorders>
+            <w:vAlign w:val="bottom"/>
+          </w:tcPr>
+          <w:p>
+            <w:pPr>
+              <w:spacing w:after="0"/>
+              <w:jc w:val="right"/>
+            </w:pPr>
+            <w:r>
+              <w:t xml:space="preserve">0.51</w:t>
+            </w:r>
+          </w:p>
+        </w:tc>
+        <w:tc>
+          <w:tcPr>
+            <w:tcW w:w="0" w:type="auto"/>
+            <w:tcBorders>
+              <w:top w:val="nil" w:color="000000"/>
+              <w:left w:val="nil" w:color="000000"/>
+              <w:bottom w:val="nil" w:color="000000"/>
+              <w:right w:val="nil" w:color="000000"/>
+            </w:tcBorders>
+            <w:vAlign w:val="bottom"/>
+          </w:tcPr>
+          <w:p>
+            <w:pPr>
+              <w:spacing w:after="0"/>
+              <w:jc w:val="right"/>
+            </w:pPr>
+            <w:r>
               <w:t xml:space="preserve">0.44</w:t>
-            </w:r>
-          </w:p>
-        </w:tc>
-        <w:tc>
-          <w:tcPr>
-            <w:tcW w:w="0" w:type="auto"/>
-            <w:tcBorders>
-              <w:top w:val="nil" w:color="000000"/>
-              <w:left w:val="nil" w:color="000000"/>
-              <w:bottom w:val="nil" w:color="000000"/>
-              <w:right w:val="nil" w:color="000000"/>
-            </w:tcBorders>
-            <w:vAlign w:val="bottom"/>
-          </w:tcPr>
-          <w:p>
-            <w:pPr>
-              <w:spacing w:after="0"/>
-              <w:jc w:val="right"/>
-            </w:pPr>
-            <w:r>
-              <w:t xml:space="preserve">0.45</w:t>
-            </w:r>
-          </w:p>
-        </w:tc>
-        <w:tc>
-          <w:tcPr>
-            <w:tcW w:w="0" w:type="auto"/>
-            <w:tcBorders>
-              <w:top w:val="nil" w:color="000000"/>
-              <w:left w:val="nil" w:color="000000"/>
-              <w:bottom w:val="nil" w:color="000000"/>
-              <w:right w:val="nil" w:color="000000"/>
-            </w:tcBorders>
-            <w:vAlign w:val="bottom"/>
-          </w:tcPr>
-          <w:p>
-            <w:pPr>
-              <w:spacing w:after="0"/>
-              <w:jc w:val="right"/>
-            </w:pPr>
-            <w:r>
-              <w:t xml:space="preserve">0.50</w:t>
-            </w:r>
-          </w:p>
-        </w:tc>
-        <w:tc>
-          <w:tcPr>
-            <w:tcW w:w="0" w:type="auto"/>
-            <w:tcBorders>
-              <w:top w:val="nil" w:color="000000"/>
-              <w:left w:val="nil" w:color="000000"/>
-              <w:bottom w:val="nil" w:color="000000"/>
-              <w:right w:val="nil" w:color="000000"/>
-            </w:tcBorders>
-            <w:vAlign w:val="bottom"/>
-          </w:tcPr>
-          <w:p>
-            <w:pPr>
-              <w:spacing w:after="0"/>
-              <w:jc w:val="right"/>
-            </w:pPr>
-            <w:r>
-              <w:t xml:space="preserve">0.51</w:t>
-            </w:r>
-          </w:p>
-        </w:tc>
-        <w:tc>
-          <w:tcPr>
-            <w:tcW w:w="0" w:type="auto"/>
-            <w:tcBorders>
-              <w:top w:val="nil" w:color="000000"/>
-              <w:left w:val="nil" w:color="000000"/>
-              <w:bottom w:val="nil" w:color="000000"/>
-              <w:right w:val="nil" w:color="000000"/>
-            </w:tcBorders>
-            <w:vAlign w:val="bottom"/>
-          </w:tcPr>
-          <w:p>
-            <w:pPr>
-              <w:spacing w:after="0"/>
-              <w:jc w:val="right"/>
-            </w:pPr>
-            <w:r>
-              <w:t xml:space="preserve">0.47</w:t>
             </w:r>
           </w:p>
         </w:tc>
@@ -6825,7 +6835,7 @@
 </file>
 
 <file path=word/styles.xml><?xml version="1.0" encoding="utf-8"?>
-<w:styles xmlns:w="http://schemas.openxmlformats.org/wordprocessingml/2006/main" xmlns:m="http://schemas.openxmlformats.org/officeDocument/2006/math" xmlns:w14="http://schemas.microsoft.com/office/word/2010/wordml" xmlns:r="http://schemas.openxmlformats.org/officeDocument/2006/relationships" xmlns:wp="http://schemas.openxmlformats.org/drawingml/2006/wordprocessingDrawing" xmlns:a="http://schemas.openxmlformats.org/drawingml/2006/main" xmlns:wp14="http://schemas.microsoft.com/office/word/2010/wordprocessingDrawing" xmlns:w15="http://schemas.microsoft.com/office/word/2012/wordml" xmlns:mc="http://schemas.openxmlformats.org/markup-compatibility/2006" xmlns:a14="http://schemas.microsoft.com/office/drawing/2010/main" xmlns:sl="http://schemas.openxmlformats.org/schemaLibrary/2006/main" xmlns:wne="http://schemas.microsoft.com/office/word/2006/wordml" xmlns:c="http://schemas.openxmlformats.org/drawingml/2006/chart" xmlns:cdr="http://schemas.openxmlformats.org/drawingml/2006/chartDrawing" xmlns:c14="http://schemas.microsoft.com/office/drawing/2007/8/2/chart" xmlns:dgm="http://schemas.openxmlformats.org/drawingml/2006/diagram" xmlns:pic="http://schemas.openxmlformats.org/drawingml/2006/picture" xmlns:xdr="http://schemas.openxmlformats.org/drawingml/2006/spreadsheetDrawing" xmlns:dsp="http://schemas.microsoft.com/office/drawing/2008/diagram" xmlns:xvml="urn:schemas-microsoft-com:office:excel" xmlns:o="urn:schemas-microsoft-com:office:office" xmlns:v="urn:schemas-microsoft-com:vml" xmlns:w10="urn:schemas-microsoft-com:office:word" xmlns:pvml="urn:schemas-microsoft-com:office:powerpoint" xmlns:cppr="http://schemas.microsoft.com/office/2006/coverPageProps" xmlns:odx="http://opendope.org/xpaths" xmlns:odc="http://opendope.org/conditions" xmlns:odq="http://opendope.org/questions" xmlns:oda="http://opendope.org/answers" xmlns:odi="http://opendope.org/components" xmlns:odgm="http://opendope.org/SmartArt/DataHierarchy" xmlns:b="http://schemas.openxmlformats.org/officeDocument/2006/bibliography" xmlns:msink="http://schemas.microsoft.com/ink/2010/main" xmlns:cdr14="http://schemas.microsoft.com/office/drawing/2010/chartDrawing" xmlns:c15="http://schemas.microsoft.com/office/drawing/2012/chart" xmlns:cs="http://schemas.microsoft.com/office/drawing/2012/chartStyle" xmlns:ns38="http://www.w3.org/1998/Math/MathML" xmlns:ns39="http://www.w3.org/2003/InkML" xmlns:a13cmd="http://schemas.microsoft.com/office/drawing/2013/main/command" xmlns:cx="http://schemas.microsoft.com/office/drawing/2014/chartex" xmlns:c16="http://schemas.microsoft.com/office/drawing/2014/chart" xmlns:dgm1611="http://schemas.microsoft.com/office/drawing/2016/11/diagram" xmlns:c173="http://schemas.microsoft.com/office/drawing/2017/03/chart" xmlns:am3d="http://schemas.microsoft.com/office/drawing/2017/model3d" xmlns:an18="http://schemas.microsoft.com/office/drawing/2018/animation" xmlns:anam3d="http://schemas.microsoft.com/office/drawing/2018/animation/model3d" xmlns:iact="http://schemas.microsoft.com/office/powerpoint/2014/inkAction" xmlns:thm15="http://schemas.microsoft.com/office/thememl/2012/main" xmlns:wps="http://schemas.microsoft.com/office/word/2010/wordprocessingShape" xmlns:wpc="http://schemas.microsoft.com/office/word/2010/wordprocessingCanvas" xmlns:wpg="http://schemas.microsoft.com/office/word/2010/wordprocessingGroup" xmlns:w16se="http://schemas.microsoft.com/office/word/2015/wordml/symex" xmlns:w16cid="http://schemas.microsoft.com/office/word/2016/wordml/cid" xmlns:wetp="http://schemas.microsoft.com/office/webextensions/taskpanes/2010/11" xmlns:we="http://schemas.microsoft.com/office/webextensions/webextension/2010/11" xmlns:comp="http://schemas.openxmlformats.org/drawingml/2006/compatibility" xmlns:lc="http://schemas.openxmlformats.org/drawingml/2006/lockedCanvas" xmlns:dgm14="http://schemas.microsoft.com/office/drawing/2010/diagram" xmlns:a15="http://schemas.microsoft.com/office/drawing/2012/main" xmlns:pic14="http://schemas.microsoft.com/office/drawing/2010/picture" xmlns:c16ac="http://schemas.microsoft.com/office/drawing/2014/chart/ac" xmlns:a16="http://schemas.microsoft.com/office/drawing/2014/main" xmlns:a1611="http://schemas.microsoft.com/office/drawing/2016/11/main" xmlns:dgm1612="http://schemas.microsoft.com/office/drawing/2016/12/diagram" xmlns:a16svg="http://schemas.microsoft.com/office/drawing/2016/SVG/main" xmlns:adec="http://schemas.microsoft.com/office/drawing/2017/decorative" xmlns:a18hc="http://schemas.microsoft.com/office/drawing/2018/hyperlinkcolor" xmlns:wp15="http://schemas.microsoft.com/office/word/2012/wordprocessingDrawing">
+<w:styles xmlns:w="http://schemas.openxmlformats.org/wordprocessingml/2006/main" xmlns:w15="http://schemas.microsoft.com/office/word/2012/wordml" xmlns:w14="http://schemas.microsoft.com/office/word/2010/wordml" xmlns:m="http://schemas.openxmlformats.org/officeDocument/2006/math" xmlns:r="http://schemas.openxmlformats.org/officeDocument/2006/relationships" xmlns:wp="http://schemas.openxmlformats.org/drawingml/2006/wordprocessingDrawing" xmlns:a="http://schemas.openxmlformats.org/drawingml/2006/main" xmlns:wp14="http://schemas.microsoft.com/office/word/2010/wordprocessingDrawing" xmlns:mc="http://schemas.openxmlformats.org/markup-compatibility/2006" xmlns:a14="http://schemas.microsoft.com/office/drawing/2010/main" xmlns:sl="http://schemas.openxmlformats.org/schemaLibrary/2006/main" xmlns:wne="http://schemas.microsoft.com/office/word/2006/wordml" xmlns:c="http://schemas.openxmlformats.org/drawingml/2006/chart" xmlns:cdr="http://schemas.openxmlformats.org/drawingml/2006/chartDrawing" xmlns:c14="http://schemas.microsoft.com/office/drawing/2007/8/2/chart" xmlns:dgm="http://schemas.openxmlformats.org/drawingml/2006/diagram" xmlns:pic="http://schemas.openxmlformats.org/drawingml/2006/picture" xmlns:xdr="http://schemas.openxmlformats.org/drawingml/2006/spreadsheetDrawing" xmlns:dsp="http://schemas.microsoft.com/office/drawing/2008/diagram" xmlns:xvml="urn:schemas-microsoft-com:office:excel" xmlns:o="urn:schemas-microsoft-com:office:office" xmlns:v="urn:schemas-microsoft-com:vml" xmlns:w10="urn:schemas-microsoft-com:office:word" xmlns:pvml="urn:schemas-microsoft-com:office:powerpoint" xmlns:cppr="http://schemas.microsoft.com/office/2006/coverPageProps" xmlns:odx="http://opendope.org/xpaths" xmlns:odc="http://opendope.org/conditions" xmlns:odq="http://opendope.org/questions" xmlns:oda="http://opendope.org/answers" xmlns:odi="http://opendope.org/components" xmlns:odgm="http://opendope.org/SmartArt/DataHierarchy" xmlns:b="http://schemas.openxmlformats.org/officeDocument/2006/bibliography" xmlns:msink="http://schemas.microsoft.com/ink/2010/main" xmlns:cdr14="http://schemas.microsoft.com/office/drawing/2010/chartDrawing" xmlns:c15="http://schemas.microsoft.com/office/drawing/2012/chart" xmlns:cs="http://schemas.microsoft.com/office/drawing/2012/chartStyle" xmlns:ns38="http://www.w3.org/1998/Math/MathML" xmlns:ns39="http://www.w3.org/2003/InkML" xmlns:a13cmd="http://schemas.microsoft.com/office/drawing/2013/main/command" xmlns:cx="http://schemas.microsoft.com/office/drawing/2014/chartex" xmlns:c16="http://schemas.microsoft.com/office/drawing/2014/chart" xmlns:dgm1611="http://schemas.microsoft.com/office/drawing/2016/11/diagram" xmlns:c173="http://schemas.microsoft.com/office/drawing/2017/03/chart" xmlns:am3d="http://schemas.microsoft.com/office/drawing/2017/model3d" xmlns:an18="http://schemas.microsoft.com/office/drawing/2018/animation" xmlns:anam3d="http://schemas.microsoft.com/office/drawing/2018/animation/model3d" xmlns:iact="http://schemas.microsoft.com/office/powerpoint/2014/inkAction" xmlns:thm15="http://schemas.microsoft.com/office/thememl/2012/main" xmlns:wps="http://schemas.microsoft.com/office/word/2010/wordprocessingShape" xmlns:wpc="http://schemas.microsoft.com/office/word/2010/wordprocessingCanvas" xmlns:wpg="http://schemas.microsoft.com/office/word/2010/wordprocessingGroup" xmlns:w16se="http://schemas.microsoft.com/office/word/2015/wordml/symex" xmlns:w16cid="http://schemas.microsoft.com/office/word/2016/wordml/cid" xmlns:wetp="http://schemas.microsoft.com/office/webextensions/taskpanes/2010/11" xmlns:we="http://schemas.microsoft.com/office/webextensions/webextension/2010/11" xmlns:comp="http://schemas.openxmlformats.org/drawingml/2006/compatibility" xmlns:lc="http://schemas.openxmlformats.org/drawingml/2006/lockedCanvas" xmlns:dgm14="http://schemas.microsoft.com/office/drawing/2010/diagram" xmlns:a15="http://schemas.microsoft.com/office/drawing/2012/main" xmlns:pic14="http://schemas.microsoft.com/office/drawing/2010/picture" xmlns:c16ac="http://schemas.microsoft.com/office/drawing/2014/chart/ac" xmlns:a16="http://schemas.microsoft.com/office/drawing/2014/main" xmlns:a1611="http://schemas.microsoft.com/office/drawing/2016/11/main" xmlns:dgm1612="http://schemas.microsoft.com/office/drawing/2016/12/diagram" xmlns:a16svg="http://schemas.microsoft.com/office/drawing/2016/SVG/main" xmlns:adec="http://schemas.microsoft.com/office/drawing/2017/decorative" xmlns:a18hc="http://schemas.microsoft.com/office/drawing/2018/hyperlinkcolor" xmlns:wp15="http://schemas.microsoft.com/office/word/2012/wordprocessingDrawing">
   <w:docDefaults>
     <w:rPrDefault>
       <w:rPr>

--- a/output/DS_input_var_Baseline.docx
+++ b/output/DS_input_var_Baseline.docx
@@ -3537,112 +3537,112 @@
               <w:jc w:val="right"/>
             </w:pPr>
             <w:r>
-              <w:t xml:space="preserve">0</w:t>
-            </w:r>
-          </w:p>
-        </w:tc>
-        <w:tc>
-          <w:tcPr>
-            <w:tcW w:w="0" w:type="auto"/>
-            <w:tcBorders>
-              <w:top w:val="nil" w:color="000000"/>
-              <w:left w:val="nil" w:color="000000"/>
-              <w:bottom w:val="nil" w:color="000000"/>
-              <w:right w:val="nil" w:color="000000"/>
-            </w:tcBorders>
-            <w:vAlign w:val="bottom"/>
-          </w:tcPr>
-          <w:p>
-            <w:pPr>
-              <w:spacing w:after="0"/>
-              <w:jc w:val="right"/>
-            </w:pPr>
-            <w:r>
-              <w:t xml:space="preserve">307</w:t>
-            </w:r>
-          </w:p>
-        </w:tc>
-        <w:tc>
-          <w:tcPr>
-            <w:tcW w:w="0" w:type="auto"/>
-            <w:tcBorders>
-              <w:top w:val="nil" w:color="000000"/>
-              <w:left w:val="nil" w:color="000000"/>
-              <w:bottom w:val="nil" w:color="000000"/>
-              <w:right w:val="nil" w:color="000000"/>
-            </w:tcBorders>
-            <w:vAlign w:val="bottom"/>
-          </w:tcPr>
-          <w:p>
-            <w:pPr>
-              <w:spacing w:after="0"/>
-              <w:jc w:val="right"/>
-            </w:pPr>
-            <w:r>
-              <w:t xml:space="preserve">179</w:t>
-            </w:r>
-          </w:p>
-        </w:tc>
-        <w:tc>
-          <w:tcPr>
-            <w:tcW w:w="0" w:type="auto"/>
-            <w:tcBorders>
-              <w:top w:val="nil" w:color="000000"/>
-              <w:left w:val="nil" w:color="000000"/>
-              <w:bottom w:val="nil" w:color="000000"/>
-              <w:right w:val="nil" w:color="000000"/>
-            </w:tcBorders>
-            <w:vAlign w:val="bottom"/>
-          </w:tcPr>
-          <w:p>
-            <w:pPr>
-              <w:spacing w:after="0"/>
-              <w:jc w:val="right"/>
-            </w:pPr>
-            <w:r>
-              <w:t xml:space="preserve">148</w:t>
-            </w:r>
-          </w:p>
-        </w:tc>
-        <w:tc>
-          <w:tcPr>
-            <w:tcW w:w="0" w:type="auto"/>
-            <w:tcBorders>
-              <w:top w:val="nil" w:color="000000"/>
-              <w:left w:val="nil" w:color="000000"/>
-              <w:bottom w:val="nil" w:color="000000"/>
-              <w:right w:val="nil" w:color="000000"/>
-            </w:tcBorders>
-            <w:vAlign w:val="bottom"/>
-          </w:tcPr>
-          <w:p>
-            <w:pPr>
-              <w:spacing w:after="0"/>
-              <w:jc w:val="right"/>
-            </w:pPr>
-            <w:r>
-              <w:t xml:space="preserve">0</w:t>
-            </w:r>
-          </w:p>
-        </w:tc>
-        <w:tc>
-          <w:tcPr>
-            <w:tcW w:w="0" w:type="auto"/>
-            <w:tcBorders>
-              <w:top w:val="nil" w:color="000000"/>
-              <w:left w:val="nil" w:color="000000"/>
-              <w:bottom w:val="nil" w:color="000000"/>
-              <w:right w:val="nil" w:color="000000"/>
-            </w:tcBorders>
-            <w:vAlign w:val="bottom"/>
-          </w:tcPr>
-          <w:p>
-            <w:pPr>
-              <w:spacing w:after="0"/>
-              <w:jc w:val="right"/>
-            </w:pPr>
-            <w:r>
-              <w:t xml:space="preserve">199</w:t>
+              <w:t xml:space="preserve">.</w:t>
+            </w:r>
+          </w:p>
+        </w:tc>
+        <w:tc>
+          <w:tcPr>
+            <w:tcW w:w="0" w:type="auto"/>
+            <w:tcBorders>
+              <w:top w:val="nil" w:color="000000"/>
+              <w:left w:val="nil" w:color="000000"/>
+              <w:bottom w:val="nil" w:color="000000"/>
+              <w:right w:val="nil" w:color="000000"/>
+            </w:tcBorders>
+            <w:vAlign w:val="bottom"/>
+          </w:tcPr>
+          <w:p>
+            <w:pPr>
+              <w:spacing w:after="0"/>
+              <w:jc w:val="right"/>
+            </w:pPr>
+            <w:r>
+              <w:t xml:space="preserve">326</w:t>
+            </w:r>
+          </w:p>
+        </w:tc>
+        <w:tc>
+          <w:tcPr>
+            <w:tcW w:w="0" w:type="auto"/>
+            <w:tcBorders>
+              <w:top w:val="nil" w:color="000000"/>
+              <w:left w:val="nil" w:color="000000"/>
+              <w:bottom w:val="nil" w:color="000000"/>
+              <w:right w:val="nil" w:color="000000"/>
+            </w:tcBorders>
+            <w:vAlign w:val="bottom"/>
+          </w:tcPr>
+          <w:p>
+            <w:pPr>
+              <w:spacing w:after="0"/>
+              <w:jc w:val="right"/>
+            </w:pPr>
+            <w:r>
+              <w:t xml:space="preserve">181</w:t>
+            </w:r>
+          </w:p>
+        </w:tc>
+        <w:tc>
+          <w:tcPr>
+            <w:tcW w:w="0" w:type="auto"/>
+            <w:tcBorders>
+              <w:top w:val="nil" w:color="000000"/>
+              <w:left w:val="nil" w:color="000000"/>
+              <w:bottom w:val="nil" w:color="000000"/>
+              <w:right w:val="nil" w:color="000000"/>
+            </w:tcBorders>
+            <w:vAlign w:val="bottom"/>
+          </w:tcPr>
+          <w:p>
+            <w:pPr>
+              <w:spacing w:after="0"/>
+              <w:jc w:val="right"/>
+            </w:pPr>
+            <w:r>
+              <w:t xml:space="preserve">244</w:t>
+            </w:r>
+          </w:p>
+        </w:tc>
+        <w:tc>
+          <w:tcPr>
+            <w:tcW w:w="0" w:type="auto"/>
+            <w:tcBorders>
+              <w:top w:val="nil" w:color="000000"/>
+              <w:left w:val="nil" w:color="000000"/>
+              <w:bottom w:val="nil" w:color="000000"/>
+              <w:right w:val="nil" w:color="000000"/>
+            </w:tcBorders>
+            <w:vAlign w:val="bottom"/>
+          </w:tcPr>
+          <w:p>
+            <w:pPr>
+              <w:spacing w:after="0"/>
+              <w:jc w:val="right"/>
+            </w:pPr>
+            <w:r>
+              <w:t xml:space="preserve">.</w:t>
+            </w:r>
+          </w:p>
+        </w:tc>
+        <w:tc>
+          <w:tcPr>
+            <w:tcW w:w="0" w:type="auto"/>
+            <w:tcBorders>
+              <w:top w:val="nil" w:color="000000"/>
+              <w:left w:val="nil" w:color="000000"/>
+              <w:bottom w:val="nil" w:color="000000"/>
+              <w:right w:val="nil" w:color="000000"/>
+            </w:tcBorders>
+            <w:vAlign w:val="bottom"/>
+          </w:tcPr>
+          <w:p>
+            <w:pPr>
+              <w:spacing w:after="0"/>
+              <w:jc w:val="right"/>
+            </w:pPr>
+            <w:r>
+              <w:t xml:space="preserve">229</w:t>
             </w:r>
           </w:p>
         </w:tc>
@@ -3678,36 +3678,31 @@
               <w:bottom w:val="nil" w:color="000000"/>
               <w:right w:val="nil" w:color="000000"/>
             </w:tcBorders>
-            <w:vAlign w:val="bottom"/>
-          </w:tcPr>
-          <w:p>
-            <w:pPr>
-              <w:spacing w:after="0"/>
-              <w:jc w:val="right"/>
-            </w:pPr>
-            <w:r>
-              <w:t xml:space="preserve">0</w:t>
-            </w:r>
-          </w:p>
-        </w:tc>
-        <w:tc>
-          <w:tcPr>
-            <w:tcW w:w="0" w:type="auto"/>
-            <w:tcBorders>
-              <w:top w:val="nil" w:color="000000"/>
-              <w:left w:val="nil" w:color="000000"/>
-              <w:bottom w:val="nil" w:color="000000"/>
-              <w:right w:val="nil" w:color="000000"/>
-            </w:tcBorders>
-            <w:vAlign w:val="bottom"/>
-          </w:tcPr>
-          <w:p>
-            <w:pPr>
-              <w:spacing w:after="0"/>
-              <w:jc w:val="right"/>
-            </w:pPr>
-            <w:r>
-              <w:t xml:space="preserve">312</w:t>
+          </w:tcPr>
+          <w:p>
+            <w:pPr>
+              <w:spacing w:after="0"/>
+            </w:pPr>
+          </w:p>
+        </w:tc>
+        <w:tc>
+          <w:tcPr>
+            <w:tcW w:w="0" w:type="auto"/>
+            <w:tcBorders>
+              <w:top w:val="nil" w:color="000000"/>
+              <w:left w:val="nil" w:color="000000"/>
+              <w:bottom w:val="nil" w:color="000000"/>
+              <w:right w:val="nil" w:color="000000"/>
+            </w:tcBorders>
+            <w:vAlign w:val="bottom"/>
+          </w:tcPr>
+          <w:p>
+            <w:pPr>
+              <w:spacing w:after="0"/>
+              <w:jc w:val="right"/>
+            </w:pPr>
+            <w:r>
+              <w:t xml:space="preserve">316</w:t>
             </w:r>
           </w:p>
         </w:tc>
@@ -3749,49 +3744,44 @@
               <w:jc w:val="right"/>
             </w:pPr>
             <w:r>
-              <w:t xml:space="preserve">169</w:t>
-            </w:r>
-          </w:p>
-        </w:tc>
-        <w:tc>
-          <w:tcPr>
-            <w:tcW w:w="0" w:type="auto"/>
-            <w:tcBorders>
-              <w:top w:val="nil" w:color="000000"/>
-              <w:left w:val="nil" w:color="000000"/>
-              <w:bottom w:val="nil" w:color="000000"/>
-              <w:right w:val="nil" w:color="000000"/>
-            </w:tcBorders>
-            <w:vAlign w:val="bottom"/>
-          </w:tcPr>
-          <w:p>
-            <w:pPr>
-              <w:spacing w:after="0"/>
-              <w:jc w:val="right"/>
-            </w:pPr>
-            <w:r>
-              <w:t xml:space="preserve">0</w:t>
-            </w:r>
-          </w:p>
-        </w:tc>
-        <w:tc>
-          <w:tcPr>
-            <w:tcW w:w="0" w:type="auto"/>
-            <w:tcBorders>
-              <w:top w:val="nil" w:color="000000"/>
-              <w:left w:val="nil" w:color="000000"/>
-              <w:bottom w:val="nil" w:color="000000"/>
-              <w:right w:val="nil" w:color="000000"/>
-            </w:tcBorders>
-            <w:vAlign w:val="bottom"/>
-          </w:tcPr>
-          <w:p>
-            <w:pPr>
-              <w:spacing w:after="0"/>
-              <w:jc w:val="right"/>
-            </w:pPr>
-            <w:r>
-              <w:t xml:space="preserve">182</w:t>
+              <w:t xml:space="preserve">254</w:t>
+            </w:r>
+          </w:p>
+        </w:tc>
+        <w:tc>
+          <w:tcPr>
+            <w:tcW w:w="0" w:type="auto"/>
+            <w:tcBorders>
+              <w:top w:val="nil" w:color="000000"/>
+              <w:left w:val="nil" w:color="000000"/>
+              <w:bottom w:val="nil" w:color="000000"/>
+              <w:right w:val="nil" w:color="000000"/>
+            </w:tcBorders>
+          </w:tcPr>
+          <w:p>
+            <w:pPr>
+              <w:spacing w:after="0"/>
+            </w:pPr>
+          </w:p>
+        </w:tc>
+        <w:tc>
+          <w:tcPr>
+            <w:tcW w:w="0" w:type="auto"/>
+            <w:tcBorders>
+              <w:top w:val="nil" w:color="000000"/>
+              <w:left w:val="nil" w:color="000000"/>
+              <w:bottom w:val="nil" w:color="000000"/>
+              <w:right w:val="nil" w:color="000000"/>
+            </w:tcBorders>
+            <w:vAlign w:val="bottom"/>
+          </w:tcPr>
+          <w:p>
+            <w:pPr>
+              <w:spacing w:after="0"/>
+              <w:jc w:val="right"/>
+            </w:pPr>
+            <w:r>
+              <w:t xml:space="preserve">218</w:t>
             </w:r>
           </w:p>
         </w:tc>
@@ -3835,112 +3825,112 @@
               <w:jc w:val="right"/>
             </w:pPr>
             <w:r>
-              <w:t xml:space="preserve">0</w:t>
-            </w:r>
-          </w:p>
-        </w:tc>
-        <w:tc>
-          <w:tcPr>
-            <w:tcW w:w="0" w:type="auto"/>
-            <w:tcBorders>
-              <w:top w:val="nil" w:color="000000"/>
-              <w:left w:val="nil" w:color="000000"/>
-              <w:bottom w:val="nil" w:color="000000"/>
-              <w:right w:val="nil" w:color="000000"/>
-            </w:tcBorders>
-            <w:vAlign w:val="bottom"/>
-          </w:tcPr>
-          <w:p>
-            <w:pPr>
-              <w:spacing w:after="0"/>
-              <w:jc w:val="right"/>
-            </w:pPr>
-            <w:r>
-              <w:t xml:space="preserve">110</w:t>
-            </w:r>
-          </w:p>
-        </w:tc>
-        <w:tc>
-          <w:tcPr>
-            <w:tcW w:w="0" w:type="auto"/>
-            <w:tcBorders>
-              <w:top w:val="nil" w:color="000000"/>
-              <w:left w:val="nil" w:color="000000"/>
-              <w:bottom w:val="nil" w:color="000000"/>
-              <w:right w:val="nil" w:color="000000"/>
-            </w:tcBorders>
-            <w:vAlign w:val="bottom"/>
-          </w:tcPr>
-          <w:p>
-            <w:pPr>
-              <w:spacing w:after="0"/>
-              <w:jc w:val="right"/>
-            </w:pPr>
-            <w:r>
-              <w:t xml:space="preserve">72</w:t>
-            </w:r>
-          </w:p>
-        </w:tc>
-        <w:tc>
-          <w:tcPr>
-            <w:tcW w:w="0" w:type="auto"/>
-            <w:tcBorders>
-              <w:top w:val="nil" w:color="000000"/>
-              <w:left w:val="nil" w:color="000000"/>
-              <w:bottom w:val="nil" w:color="000000"/>
-              <w:right w:val="nil" w:color="000000"/>
-            </w:tcBorders>
-            <w:vAlign w:val="bottom"/>
-          </w:tcPr>
-          <w:p>
-            <w:pPr>
-              <w:spacing w:after="0"/>
-              <w:jc w:val="right"/>
-            </w:pPr>
-            <w:r>
-              <w:t xml:space="preserve">134</w:t>
-            </w:r>
-          </w:p>
-        </w:tc>
-        <w:tc>
-          <w:tcPr>
-            <w:tcW w:w="0" w:type="auto"/>
-            <w:tcBorders>
-              <w:top w:val="nil" w:color="000000"/>
-              <w:left w:val="nil" w:color="000000"/>
-              <w:bottom w:val="nil" w:color="000000"/>
-              <w:right w:val="nil" w:color="000000"/>
-            </w:tcBorders>
-            <w:vAlign w:val="bottom"/>
-          </w:tcPr>
-          <w:p>
-            <w:pPr>
-              <w:spacing w:after="0"/>
-              <w:jc w:val="right"/>
-            </w:pPr>
-            <w:r>
-              <w:t xml:space="preserve">0</w:t>
-            </w:r>
-          </w:p>
-        </w:tc>
-        <w:tc>
-          <w:tcPr>
-            <w:tcW w:w="0" w:type="auto"/>
-            <w:tcBorders>
-              <w:top w:val="nil" w:color="000000"/>
-              <w:left w:val="nil" w:color="000000"/>
-              <w:bottom w:val="nil" w:color="000000"/>
-              <w:right w:val="nil" w:color="000000"/>
-            </w:tcBorders>
-            <w:vAlign w:val="bottom"/>
-          </w:tcPr>
-          <w:p>
-            <w:pPr>
-              <w:spacing w:after="0"/>
-              <w:jc w:val="right"/>
-            </w:pPr>
-            <w:r>
-              <w:t xml:space="preserve">120</w:t>
+              <w:t xml:space="preserve">.</w:t>
+            </w:r>
+          </w:p>
+        </w:tc>
+        <w:tc>
+          <w:tcPr>
+            <w:tcW w:w="0" w:type="auto"/>
+            <w:tcBorders>
+              <w:top w:val="nil" w:color="000000"/>
+              <w:left w:val="nil" w:color="000000"/>
+              <w:bottom w:val="nil" w:color="000000"/>
+              <w:right w:val="nil" w:color="000000"/>
+            </w:tcBorders>
+            <w:vAlign w:val="bottom"/>
+          </w:tcPr>
+          <w:p>
+            <w:pPr>
+              <w:spacing w:after="0"/>
+              <w:jc w:val="right"/>
+            </w:pPr>
+            <w:r>
+              <w:t xml:space="preserve">80</w:t>
+            </w:r>
+          </w:p>
+        </w:tc>
+        <w:tc>
+          <w:tcPr>
+            <w:tcW w:w="0" w:type="auto"/>
+            <w:tcBorders>
+              <w:top w:val="nil" w:color="000000"/>
+              <w:left w:val="nil" w:color="000000"/>
+              <w:bottom w:val="nil" w:color="000000"/>
+              <w:right w:val="nil" w:color="000000"/>
+            </w:tcBorders>
+            <w:vAlign w:val="bottom"/>
+          </w:tcPr>
+          <w:p>
+            <w:pPr>
+              <w:spacing w:after="0"/>
+              <w:jc w:val="right"/>
+            </w:pPr>
+            <w:r>
+              <w:t xml:space="preserve">69</w:t>
+            </w:r>
+          </w:p>
+        </w:tc>
+        <w:tc>
+          <w:tcPr>
+            <w:tcW w:w="0" w:type="auto"/>
+            <w:tcBorders>
+              <w:top w:val="nil" w:color="000000"/>
+              <w:left w:val="nil" w:color="000000"/>
+              <w:bottom w:val="nil" w:color="000000"/>
+              <w:right w:val="nil" w:color="000000"/>
+            </w:tcBorders>
+            <w:vAlign w:val="bottom"/>
+          </w:tcPr>
+          <w:p>
+            <w:pPr>
+              <w:spacing w:after="0"/>
+              <w:jc w:val="right"/>
+            </w:pPr>
+            <w:r>
+              <w:t xml:space="preserve">75</w:t>
+            </w:r>
+          </w:p>
+        </w:tc>
+        <w:tc>
+          <w:tcPr>
+            <w:tcW w:w="0" w:type="auto"/>
+            <w:tcBorders>
+              <w:top w:val="nil" w:color="000000"/>
+              <w:left w:val="nil" w:color="000000"/>
+              <w:bottom w:val="nil" w:color="000000"/>
+              <w:right w:val="nil" w:color="000000"/>
+            </w:tcBorders>
+            <w:vAlign w:val="bottom"/>
+          </w:tcPr>
+          <w:p>
+            <w:pPr>
+              <w:spacing w:after="0"/>
+              <w:jc w:val="right"/>
+            </w:pPr>
+            <w:r>
+              <w:t xml:space="preserve">.</w:t>
+            </w:r>
+          </w:p>
+        </w:tc>
+        <w:tc>
+          <w:tcPr>
+            <w:tcW w:w="0" w:type="auto"/>
+            <w:tcBorders>
+              <w:top w:val="nil" w:color="000000"/>
+              <w:left w:val="nil" w:color="000000"/>
+              <w:bottom w:val="nil" w:color="000000"/>
+              <w:right w:val="nil" w:color="000000"/>
+            </w:tcBorders>
+            <w:vAlign w:val="bottom"/>
+          </w:tcPr>
+          <w:p>
+            <w:pPr>
+              <w:spacing w:after="0"/>
+              <w:jc w:val="right"/>
+            </w:pPr>
+            <w:r>
+              <w:t xml:space="preserve">97</w:t>
             </w:r>
           </w:p>
         </w:tc>
@@ -3984,112 +3974,112 @@
               <w:jc w:val="right"/>
             </w:pPr>
             <w:r>
-              <w:t xml:space="preserve">0</w:t>
-            </w:r>
-          </w:p>
-        </w:tc>
-        <w:tc>
-          <w:tcPr>
-            <w:tcW w:w="0" w:type="auto"/>
-            <w:tcBorders>
-              <w:top w:val="nil" w:color="000000"/>
-              <w:left w:val="nil" w:color="000000"/>
-              <w:bottom w:val="nil" w:color="000000"/>
-              <w:right w:val="nil" w:color="000000"/>
-            </w:tcBorders>
-            <w:vAlign w:val="bottom"/>
-          </w:tcPr>
-          <w:p>
-            <w:pPr>
-              <w:spacing w:after="0"/>
-              <w:jc w:val="right"/>
-            </w:pPr>
-            <w:r>
-              <w:t xml:space="preserve">0</w:t>
-            </w:r>
-          </w:p>
-        </w:tc>
-        <w:tc>
-          <w:tcPr>
-            <w:tcW w:w="0" w:type="auto"/>
-            <w:tcBorders>
-              <w:top w:val="nil" w:color="000000"/>
-              <w:left w:val="nil" w:color="000000"/>
-              <w:bottom w:val="nil" w:color="000000"/>
-              <w:right w:val="nil" w:color="000000"/>
-            </w:tcBorders>
-            <w:vAlign w:val="bottom"/>
-          </w:tcPr>
-          <w:p>
-            <w:pPr>
-              <w:spacing w:after="0"/>
-              <w:jc w:val="right"/>
-            </w:pPr>
-            <w:r>
-              <w:t xml:space="preserve">0</w:t>
-            </w:r>
-          </w:p>
-        </w:tc>
-        <w:tc>
-          <w:tcPr>
-            <w:tcW w:w="0" w:type="auto"/>
-            <w:tcBorders>
-              <w:top w:val="nil" w:color="000000"/>
-              <w:left w:val="nil" w:color="000000"/>
-              <w:bottom w:val="nil" w:color="000000"/>
-              <w:right w:val="nil" w:color="000000"/>
-            </w:tcBorders>
-            <w:vAlign w:val="bottom"/>
-          </w:tcPr>
-          <w:p>
-            <w:pPr>
-              <w:spacing w:after="0"/>
-              <w:jc w:val="right"/>
-            </w:pPr>
-            <w:r>
-              <w:t xml:space="preserve">0</w:t>
-            </w:r>
-          </w:p>
-        </w:tc>
-        <w:tc>
-          <w:tcPr>
-            <w:tcW w:w="0" w:type="auto"/>
-            <w:tcBorders>
-              <w:top w:val="nil" w:color="000000"/>
-              <w:left w:val="nil" w:color="000000"/>
-              <w:bottom w:val="nil" w:color="000000"/>
-              <w:right w:val="nil" w:color="000000"/>
-            </w:tcBorders>
-            <w:vAlign w:val="bottom"/>
-          </w:tcPr>
-          <w:p>
-            <w:pPr>
-              <w:spacing w:after="0"/>
-              <w:jc w:val="right"/>
-            </w:pPr>
-            <w:r>
-              <w:t xml:space="preserve">0</w:t>
-            </w:r>
-          </w:p>
-        </w:tc>
-        <w:tc>
-          <w:tcPr>
-            <w:tcW w:w="0" w:type="auto"/>
-            <w:tcBorders>
-              <w:top w:val="nil" w:color="000000"/>
-              <w:left w:val="nil" w:color="000000"/>
-              <w:bottom w:val="nil" w:color="000000"/>
-              <w:right w:val="nil" w:color="000000"/>
-            </w:tcBorders>
-            <w:vAlign w:val="bottom"/>
-          </w:tcPr>
-          <w:p>
-            <w:pPr>
-              <w:spacing w:after="0"/>
-              <w:jc w:val="right"/>
-            </w:pPr>
-            <w:r>
-              <w:t xml:space="preserve">0</w:t>
+              <w:t xml:space="preserve">.</w:t>
+            </w:r>
+          </w:p>
+        </w:tc>
+        <w:tc>
+          <w:tcPr>
+            <w:tcW w:w="0" w:type="auto"/>
+            <w:tcBorders>
+              <w:top w:val="nil" w:color="000000"/>
+              <w:left w:val="nil" w:color="000000"/>
+              <w:bottom w:val="nil" w:color="000000"/>
+              <w:right w:val="nil" w:color="000000"/>
+            </w:tcBorders>
+            <w:vAlign w:val="bottom"/>
+          </w:tcPr>
+          <w:p>
+            <w:pPr>
+              <w:spacing w:after="0"/>
+              <w:jc w:val="right"/>
+            </w:pPr>
+            <w:r>
+              <w:t xml:space="preserve">192</w:t>
+            </w:r>
+          </w:p>
+        </w:tc>
+        <w:tc>
+          <w:tcPr>
+            <w:tcW w:w="0" w:type="auto"/>
+            <w:tcBorders>
+              <w:top w:val="nil" w:color="000000"/>
+              <w:left w:val="nil" w:color="000000"/>
+              <w:bottom w:val="nil" w:color="000000"/>
+              <w:right w:val="nil" w:color="000000"/>
+            </w:tcBorders>
+            <w:vAlign w:val="bottom"/>
+          </w:tcPr>
+          <w:p>
+            <w:pPr>
+              <w:spacing w:after="0"/>
+              <w:jc w:val="right"/>
+            </w:pPr>
+            <w:r>
+              <w:t xml:space="preserve">44</w:t>
+            </w:r>
+          </w:p>
+        </w:tc>
+        <w:tc>
+          <w:tcPr>
+            <w:tcW w:w="0" w:type="auto"/>
+            <w:tcBorders>
+              <w:top w:val="nil" w:color="000000"/>
+              <w:left w:val="nil" w:color="000000"/>
+              <w:bottom w:val="nil" w:color="000000"/>
+              <w:right w:val="nil" w:color="000000"/>
+            </w:tcBorders>
+            <w:vAlign w:val="bottom"/>
+          </w:tcPr>
+          <w:p>
+            <w:pPr>
+              <w:spacing w:after="0"/>
+              <w:jc w:val="right"/>
+            </w:pPr>
+            <w:r>
+              <w:t xml:space="preserve">60</w:t>
+            </w:r>
+          </w:p>
+        </w:tc>
+        <w:tc>
+          <w:tcPr>
+            <w:tcW w:w="0" w:type="auto"/>
+            <w:tcBorders>
+              <w:top w:val="nil" w:color="000000"/>
+              <w:left w:val="nil" w:color="000000"/>
+              <w:bottom w:val="nil" w:color="000000"/>
+              <w:right w:val="nil" w:color="000000"/>
+            </w:tcBorders>
+            <w:vAlign w:val="bottom"/>
+          </w:tcPr>
+          <w:p>
+            <w:pPr>
+              <w:spacing w:after="0"/>
+              <w:jc w:val="right"/>
+            </w:pPr>
+            <w:r>
+              <w:t xml:space="preserve">.</w:t>
+            </w:r>
+          </w:p>
+        </w:tc>
+        <w:tc>
+          <w:tcPr>
+            <w:tcW w:w="0" w:type="auto"/>
+            <w:tcBorders>
+              <w:top w:val="nil" w:color="000000"/>
+              <w:left w:val="nil" w:color="000000"/>
+              <w:bottom w:val="nil" w:color="000000"/>
+              <w:right w:val="nil" w:color="000000"/>
+            </w:tcBorders>
+            <w:vAlign w:val="bottom"/>
+          </w:tcPr>
+          <w:p>
+            <w:pPr>
+              <w:spacing w:after="0"/>
+              <w:jc w:val="right"/>
+            </w:pPr>
+            <w:r>
+              <w:t xml:space="preserve">44</w:t>
             </w:r>
           </w:p>
         </w:tc>
@@ -4133,7 +4123,7 @@
               <w:jc w:val="right"/>
             </w:pPr>
             <w:r>
-              <w:t xml:space="preserve">0</w:t>
+              <w:t xml:space="preserve">.</w:t>
             </w:r>
           </w:p>
         </w:tc>
@@ -4217,7 +4207,7 @@
               <w:jc w:val="right"/>
             </w:pPr>
             <w:r>
-              <w:t xml:space="preserve">0</w:t>
+              <w:t xml:space="preserve">.</w:t>
             </w:r>
           </w:p>
         </w:tc>
@@ -4282,112 +4272,112 @@
               <w:jc w:val="right"/>
             </w:pPr>
             <w:r>
-              <w:t xml:space="preserve">5</w:t>
-            </w:r>
-          </w:p>
-        </w:tc>
-        <w:tc>
-          <w:tcPr>
-            <w:tcW w:w="0" w:type="auto"/>
-            <w:tcBorders>
-              <w:top w:val="nil" w:color="000000"/>
-              <w:left w:val="nil" w:color="000000"/>
-              <w:bottom w:val="nil" w:color="000000"/>
-              <w:right w:val="nil" w:color="000000"/>
-            </w:tcBorders>
-            <w:vAlign w:val="bottom"/>
-          </w:tcPr>
-          <w:p>
-            <w:pPr>
-              <w:spacing w:after="0"/>
-              <w:jc w:val="right"/>
-            </w:pPr>
-            <w:r>
-              <w:t xml:space="preserve">101</w:t>
-            </w:r>
-          </w:p>
-        </w:tc>
-        <w:tc>
-          <w:tcPr>
-            <w:tcW w:w="0" w:type="auto"/>
-            <w:tcBorders>
-              <w:top w:val="nil" w:color="000000"/>
-              <w:left w:val="nil" w:color="000000"/>
-              <w:bottom w:val="nil" w:color="000000"/>
-              <w:right w:val="nil" w:color="000000"/>
-            </w:tcBorders>
-            <w:vAlign w:val="bottom"/>
-          </w:tcPr>
-          <w:p>
-            <w:pPr>
-              <w:spacing w:after="0"/>
-              <w:jc w:val="right"/>
-            </w:pPr>
-            <w:r>
-              <w:t xml:space="preserve">204</w:t>
-            </w:r>
-          </w:p>
-        </w:tc>
-        <w:tc>
-          <w:tcPr>
-            <w:tcW w:w="0" w:type="auto"/>
-            <w:tcBorders>
-              <w:top w:val="nil" w:color="000000"/>
-              <w:left w:val="nil" w:color="000000"/>
-              <w:bottom w:val="nil" w:color="000000"/>
-              <w:right w:val="nil" w:color="000000"/>
-            </w:tcBorders>
-            <w:vAlign w:val="bottom"/>
-          </w:tcPr>
-          <w:p>
-            <w:pPr>
-              <w:spacing w:after="0"/>
-              <w:jc w:val="right"/>
-            </w:pPr>
-            <w:r>
-              <w:t xml:space="preserve">46</w:t>
-            </w:r>
-          </w:p>
-        </w:tc>
-        <w:tc>
-          <w:tcPr>
-            <w:tcW w:w="0" w:type="auto"/>
-            <w:tcBorders>
-              <w:top w:val="nil" w:color="000000"/>
-              <w:left w:val="nil" w:color="000000"/>
-              <w:bottom w:val="nil" w:color="000000"/>
-              <w:right w:val="nil" w:color="000000"/>
-            </w:tcBorders>
-            <w:vAlign w:val="bottom"/>
-          </w:tcPr>
-          <w:p>
-            <w:pPr>
-              <w:spacing w:after="0"/>
-              <w:jc w:val="right"/>
-            </w:pPr>
-            <w:r>
-              <w:t xml:space="preserve">17</w:t>
-            </w:r>
-          </w:p>
-        </w:tc>
-        <w:tc>
-          <w:tcPr>
-            <w:tcW w:w="0" w:type="auto"/>
-            <w:tcBorders>
-              <w:top w:val="nil" w:color="000000"/>
-              <w:left w:val="nil" w:color="000000"/>
-              <w:bottom w:val="nil" w:color="000000"/>
-              <w:right w:val="nil" w:color="000000"/>
-            </w:tcBorders>
-            <w:vAlign w:val="bottom"/>
-          </w:tcPr>
-          <w:p>
-            <w:pPr>
-              <w:spacing w:after="0"/>
-              <w:jc w:val="right"/>
-            </w:pPr>
-            <w:r>
-              <w:t xml:space="preserve">373</w:t>
+              <w:t xml:space="preserve">0</w:t>
+            </w:r>
+          </w:p>
+        </w:tc>
+        <w:tc>
+          <w:tcPr>
+            <w:tcW w:w="0" w:type="auto"/>
+            <w:tcBorders>
+              <w:top w:val="nil" w:color="000000"/>
+              <w:left w:val="nil" w:color="000000"/>
+              <w:bottom w:val="nil" w:color="000000"/>
+              <w:right w:val="nil" w:color="000000"/>
+            </w:tcBorders>
+            <w:vAlign w:val="bottom"/>
+          </w:tcPr>
+          <w:p>
+            <w:pPr>
+              <w:spacing w:after="0"/>
+              <w:jc w:val="right"/>
+            </w:pPr>
+            <w:r>
+              <w:t xml:space="preserve">95</w:t>
+            </w:r>
+          </w:p>
+        </w:tc>
+        <w:tc>
+          <w:tcPr>
+            <w:tcW w:w="0" w:type="auto"/>
+            <w:tcBorders>
+              <w:top w:val="nil" w:color="000000"/>
+              <w:left w:val="nil" w:color="000000"/>
+              <w:bottom w:val="nil" w:color="000000"/>
+              <w:right w:val="nil" w:color="000000"/>
+            </w:tcBorders>
+            <w:vAlign w:val="bottom"/>
+          </w:tcPr>
+          <w:p>
+            <w:pPr>
+              <w:spacing w:after="0"/>
+              <w:jc w:val="right"/>
+            </w:pPr>
+            <w:r>
+              <w:t xml:space="preserve">201</w:t>
+            </w:r>
+          </w:p>
+        </w:tc>
+        <w:tc>
+          <w:tcPr>
+            <w:tcW w:w="0" w:type="auto"/>
+            <w:tcBorders>
+              <w:top w:val="nil" w:color="000000"/>
+              <w:left w:val="nil" w:color="000000"/>
+              <w:bottom w:val="nil" w:color="000000"/>
+              <w:right w:val="nil" w:color="000000"/>
+            </w:tcBorders>
+            <w:vAlign w:val="bottom"/>
+          </w:tcPr>
+          <w:p>
+            <w:pPr>
+              <w:spacing w:after="0"/>
+              <w:jc w:val="right"/>
+            </w:pPr>
+            <w:r>
+              <w:t xml:space="preserve">28</w:t>
+            </w:r>
+          </w:p>
+        </w:tc>
+        <w:tc>
+          <w:tcPr>
+            <w:tcW w:w="0" w:type="auto"/>
+            <w:tcBorders>
+              <w:top w:val="nil" w:color="000000"/>
+              <w:left w:val="nil" w:color="000000"/>
+              <w:bottom w:val="nil" w:color="000000"/>
+              <w:right w:val="nil" w:color="000000"/>
+            </w:tcBorders>
+            <w:vAlign w:val="bottom"/>
+          </w:tcPr>
+          <w:p>
+            <w:pPr>
+              <w:spacing w:after="0"/>
+              <w:jc w:val="right"/>
+            </w:pPr>
+            <w:r>
+              <w:t xml:space="preserve">0</w:t>
+            </w:r>
+          </w:p>
+        </w:tc>
+        <w:tc>
+          <w:tcPr>
+            <w:tcW w:w="0" w:type="auto"/>
+            <w:tcBorders>
+              <w:top w:val="nil" w:color="000000"/>
+              <w:left w:val="nil" w:color="000000"/>
+              <w:bottom w:val="nil" w:color="000000"/>
+              <w:right w:val="nil" w:color="000000"/>
+            </w:tcBorders>
+            <w:vAlign w:val="bottom"/>
+          </w:tcPr>
+          <w:p>
+            <w:pPr>
+              <w:spacing w:after="0"/>
+              <w:jc w:val="right"/>
+            </w:pPr>
+            <w:r>
+              <w:t xml:space="preserve">324</w:t>
             </w:r>
           </w:p>
         </w:tc>
